--- a/files/泉田喻氏宗譜_2025整合本_橫式版.docx
+++ b/files/泉田喻氏宗譜_2025整合本_橫式版.docx
@@ -5,7 +5,6 @@
     <w:p>
       <w:pPr>
         <w:rPr>
-          <w:rFonts w:hint="eastAsia"/>
           <w:lang w:eastAsia="zh-TW"/>
         </w:rPr>
       </w:pPr>
@@ -211,17 +210,98 @@
     <w:p>
       <w:pPr>
         <w:rPr>
+          <w:lang w:eastAsia="zh-TW"/>
+        </w:rPr>
+      </w:pPr>
+    </w:p>
+    <w:p>
+      <w:pPr>
+        <w:rPr>
+          <w:lang w:eastAsia="zh-TW"/>
+        </w:rPr>
+      </w:pPr>
+      <w:r>
+        <w:rPr>
+          <w:lang w:eastAsia="zh-TW"/>
+        </w:rPr>
+        <w:br/>
+      </w:r>
+      <w:proofErr w:type="gramStart"/>
+      <w:r>
+        <w:rPr>
+          <w:lang w:eastAsia="zh-TW"/>
+        </w:rPr>
+        <w:t>勳</w:t>
+      </w:r>
+      <w:proofErr w:type="gramEnd"/>
+      <w:r>
+        <w:rPr>
+          <w:lang w:eastAsia="zh-TW"/>
+        </w:rPr>
+        <w:t>仲公嗣孫昭德編撰</w:t>
+      </w:r>
+      <w:r>
+        <w:rPr>
+          <w:lang w:eastAsia="zh-TW"/>
+        </w:rPr>
+        <w:br/>
+      </w:r>
+    </w:p>
+    <w:p>
+      <w:pPr>
+        <w:rPr>
+          <w:lang w:eastAsia="zh-TW"/>
+        </w:rPr>
+      </w:pPr>
+      <w:proofErr w:type="gramStart"/>
+      <w:r>
+        <w:rPr>
+          <w:lang w:eastAsia="zh-TW"/>
+        </w:rPr>
+        <w:t>昭揚</w:t>
+      </w:r>
+      <w:proofErr w:type="gramEnd"/>
+      <w:r>
+        <w:rPr>
+          <w:lang w:eastAsia="zh-TW"/>
+        </w:rPr>
+        <w:t>（三十八派，名選之子）編撰 數位</w:t>
+      </w:r>
+      <w:r>
+        <w:rPr>
           <w:rFonts w:hint="eastAsia"/>
           <w:lang w:eastAsia="zh-TW"/>
         </w:rPr>
-      </w:pPr>
-    </w:p>
-    <w:p>
-      <w:pPr>
-        <w:rPr>
-          <w:lang w:eastAsia="zh-TW"/>
-        </w:rPr>
-      </w:pPr>
+        <w:t>/</w:t>
+      </w:r>
+      <w:proofErr w:type="gramStart"/>
+      <w:r>
+        <w:rPr>
+          <w:rFonts w:hint="eastAsia"/>
+          <w:lang w:eastAsia="zh-TW"/>
+        </w:rPr>
+        <w:t>字</w:t>
+      </w:r>
+      <w:r>
+        <w:rPr>
+          <w:lang w:eastAsia="zh-TW"/>
+        </w:rPr>
+        <w:t>本</w:t>
+      </w:r>
+      <w:proofErr w:type="gramEnd"/>
+      <w:r>
+        <w:rPr>
+          <w:rFonts w:hint="eastAsia"/>
+          <w:lang w:eastAsia="zh-TW"/>
+        </w:rPr>
+        <w:t xml:space="preserve"> </w:t>
+      </w:r>
+      <w:r>
+        <w:rPr>
+          <w:lang w:eastAsia="zh-TW"/>
+        </w:rPr>
+        <w:t>民國一一四年 乙巳 (2025)</w:t>
+      </w:r>
       <w:r>
         <w:rPr>
           <w:lang w:eastAsia="zh-TW"/>
@@ -233,153 +313,53 @@
         <w:rPr>
           <w:lang w:eastAsia="zh-TW"/>
         </w:rPr>
-        <w:t>勳</w:t>
-      </w:r>
-      <w:proofErr w:type="gramEnd"/>
-      <w:r>
-        <w:rPr>
-          <w:lang w:eastAsia="zh-TW"/>
-        </w:rPr>
-        <w:t>仲公嗣孫昭德編撰</w:t>
-      </w:r>
-      <w:r>
-        <w:rPr>
-          <w:lang w:eastAsia="zh-TW"/>
-        </w:rPr>
-        <w:br/>
-      </w:r>
-    </w:p>
-    <w:p>
-      <w:pPr>
-        <w:rPr>
-          <w:lang w:eastAsia="zh-TW"/>
-        </w:rPr>
-      </w:pPr>
-      <w:proofErr w:type="gramStart"/>
-      <w:r>
-        <w:rPr>
-          <w:lang w:eastAsia="zh-TW"/>
-        </w:rPr>
-        <w:t>昭揚</w:t>
-      </w:r>
-      <w:proofErr w:type="gramEnd"/>
-      <w:r>
-        <w:rPr>
-          <w:lang w:eastAsia="zh-TW"/>
-        </w:rPr>
-        <w:t>（三十八派，三十</w:t>
+        <w:t>世</w:t>
+      </w:r>
+      <w:proofErr w:type="gramEnd"/>
+      <w:r>
+        <w:rPr>
+          <w:lang w:eastAsia="zh-TW"/>
+        </w:rPr>
+        <w:t>文（三十九派，昭揚之子）</w:t>
+      </w:r>
+      <w:proofErr w:type="gramStart"/>
+      <w:r>
+        <w:rPr>
+          <w:lang w:eastAsia="zh-TW"/>
+        </w:rPr>
+        <w:t>校譯</w:t>
+      </w:r>
+      <w:proofErr w:type="gramEnd"/>
+      <w:r>
+        <w:rPr>
+          <w:lang w:eastAsia="zh-TW"/>
+        </w:rPr>
+        <w:t xml:space="preserve"> 數位</w:t>
       </w:r>
       <w:r>
         <w:rPr>
           <w:rFonts w:hint="eastAsia"/>
           <w:lang w:eastAsia="zh-TW"/>
         </w:rPr>
-        <w:t>七</w:t>
-      </w:r>
-      <w:r>
-        <w:rPr>
-          <w:lang w:eastAsia="zh-TW"/>
-        </w:rPr>
-        <w:t>派</w:t>
-      </w:r>
-      <w:r>
-        <w:rPr>
-          <w:rFonts w:hint="eastAsia"/>
-          <w:lang w:eastAsia="zh-TW"/>
-        </w:rPr>
-        <w:t xml:space="preserve"> </w:t>
-      </w:r>
-      <w:r>
-        <w:rPr>
-          <w:lang w:eastAsia="zh-TW"/>
-        </w:rPr>
-        <w:t>名選之子）編撰 數位本</w:t>
-      </w:r>
-      <w:r>
-        <w:rPr>
-          <w:rFonts w:hint="eastAsia"/>
-          <w:lang w:eastAsia="zh-TW"/>
-        </w:rPr>
-        <w:t xml:space="preserve"> </w:t>
-      </w:r>
-      <w:r>
-        <w:rPr>
-          <w:lang w:eastAsia="zh-TW"/>
-        </w:rPr>
-        <w:t>民國一一四年 乙巳 (2025)</w:t>
-      </w:r>
-      <w:r>
-        <w:rPr>
-          <w:lang w:eastAsia="zh-TW"/>
-        </w:rPr>
-        <w:br/>
-      </w:r>
-      <w:proofErr w:type="gramStart"/>
-      <w:r>
-        <w:rPr>
-          <w:lang w:eastAsia="zh-TW"/>
-        </w:rPr>
-        <w:t>世</w:t>
-      </w:r>
-      <w:proofErr w:type="gramEnd"/>
-      <w:r>
-        <w:rPr>
-          <w:lang w:eastAsia="zh-TW"/>
-        </w:rPr>
-        <w:t>文（三十九派，三十</w:t>
-      </w:r>
-      <w:r>
-        <w:rPr>
-          <w:rFonts w:hint="eastAsia"/>
-          <w:lang w:eastAsia="zh-TW"/>
-        </w:rPr>
-        <w:t>八</w:t>
-      </w:r>
-      <w:r>
-        <w:rPr>
-          <w:lang w:eastAsia="zh-TW"/>
-        </w:rPr>
-        <w:t>派</w:t>
-      </w:r>
-      <w:r>
-        <w:rPr>
-          <w:rFonts w:hint="eastAsia"/>
-          <w:lang w:eastAsia="zh-TW"/>
-        </w:rPr>
-        <w:t xml:space="preserve"> </w:t>
-      </w:r>
-      <w:r>
-        <w:rPr>
-          <w:lang w:eastAsia="zh-TW"/>
-        </w:rPr>
-        <w:t>昭揚之子）</w:t>
-      </w:r>
-      <w:proofErr w:type="gramStart"/>
-      <w:r>
-        <w:rPr>
-          <w:lang w:eastAsia="zh-TW"/>
-        </w:rPr>
-        <w:t>校譯</w:t>
-      </w:r>
-      <w:proofErr w:type="gramEnd"/>
-      <w:r>
-        <w:rPr>
-          <w:lang w:eastAsia="zh-TW"/>
-        </w:rPr>
-        <w:t xml:space="preserve"> 數位本</w:t>
-      </w:r>
-    </w:p>
-    <w:p>
-      <w:pPr>
-        <w:rPr>
-          <w:lang w:eastAsia="zh-TW"/>
-        </w:rPr>
-      </w:pPr>
-    </w:p>
-    <w:p>
-      <w:pPr>
-        <w:rPr>
-          <w:rFonts w:hint="eastAsia"/>
+        <w:t>/字</w:t>
+      </w:r>
+      <w:r>
+        <w:rPr>
+          <w:lang w:eastAsia="zh-TW"/>
+        </w:rPr>
+        <w:t>本</w:t>
+      </w:r>
+    </w:p>
+    <w:p>
+      <w:pPr>
+        <w:rPr>
+          <w:lang w:eastAsia="zh-TW"/>
+        </w:rPr>
+      </w:pPr>
+    </w:p>
+    <w:p>
+      <w:pPr>
+        <w:rPr>
           <w:lang w:eastAsia="zh-TW"/>
         </w:rPr>
       </w:pPr>
@@ -507,17 +487,7 @@
           <w:szCs w:val="20"/>
           <w:lang w:eastAsia="zh-TW"/>
         </w:rPr>
-        <w:t xml:space="preserve"> </w:t>
-      </w:r>
-      <w:r>
-        <w:rPr>
-          <w:rStyle w:val="affa"/>
-          <w:rFonts w:hint="eastAsia"/>
-          <w:sz w:val="20"/>
-          <w:szCs w:val="20"/>
-          <w:lang w:eastAsia="zh-TW"/>
-        </w:rPr>
-        <w:t>]</w:t>
+        <w:t xml:space="preserve"> ]</w:t>
       </w:r>
       <w:bookmarkEnd w:id="0"/>
       <w:r>
@@ -528,17 +498,7 @@
           <w:szCs w:val="20"/>
           <w:lang w:eastAsia="zh-TW"/>
         </w:rPr>
-        <w:t xml:space="preserve"> </w:t>
-      </w:r>
-      <w:r>
-        <w:rPr>
-          <w:rStyle w:val="affa"/>
-          <w:rFonts w:ascii="新細明體" w:eastAsia="新細明體" w:hAnsi="新細明體"/>
-          <w:sz w:val="20"/>
-          <w:szCs w:val="20"/>
-          <w:lang w:eastAsia="zh-TW"/>
-        </w:rPr>
-        <w:t>P</w:t>
+        <w:t xml:space="preserve"> P</w:t>
       </w:r>
       <w:r>
         <w:rPr>
@@ -605,16 +565,7 @@
             <w:szCs w:val="20"/>
             <w:lang w:eastAsia="zh-TW"/>
           </w:rPr>
-          <w:t xml:space="preserve"> </w:t>
-        </w:r>
-        <w:r>
-          <w:rPr>
-            <w:rStyle w:val="affa"/>
-            <w:sz w:val="20"/>
-            <w:szCs w:val="20"/>
-            <w:lang w:eastAsia="zh-TW"/>
-          </w:rPr>
-          <w:t>]</w:t>
+          <w:t xml:space="preserve"> ]</w:t>
         </w:r>
         <w:r>
           <w:rPr>
@@ -3536,16 +3487,7 @@
             <w:szCs w:val="20"/>
             <w:lang w:eastAsia="zh-TW"/>
           </w:rPr>
-          <w:t xml:space="preserve"> </w:t>
-        </w:r>
-        <w:r>
-          <w:rPr>
-            <w:rStyle w:val="affa"/>
-            <w:sz w:val="20"/>
-            <w:szCs w:val="20"/>
-            <w:lang w:eastAsia="zh-TW"/>
-          </w:rPr>
-          <w:t>]</w:t>
+          <w:t xml:space="preserve"> ]</w:t>
         </w:r>
         <w:r>
           <w:rPr>
@@ -3781,14 +3723,1103 @@
       <w:pPr>
         <w:jc w:val="both"/>
         <w:rPr>
+          <w:lang w:eastAsia="zh-TW"/>
+        </w:rPr>
+      </w:pPr>
+    </w:p>
+    <w:p>
+      <w:pPr>
+        <w:jc w:val="both"/>
+        <w:rPr>
+          <w:lang w:eastAsia="zh-TW"/>
+        </w:rPr>
+      </w:pPr>
+    </w:p>
+    <w:p>
+      <w:pPr>
+        <w:spacing w:after="60"/>
+        <w:jc w:val="center"/>
+        <w:rPr>
+          <w:lang w:eastAsia="zh-TW"/>
+        </w:rPr>
+      </w:pPr>
+      <w:r>
+        <w:rPr>
+          <w:lang w:eastAsia="zh-TW"/>
+        </w:rPr>
+        <w:t>龍</w:t>
+      </w:r>
+      <w:proofErr w:type="gramStart"/>
+      <w:r>
+        <w:rPr>
+          <w:lang w:eastAsia="zh-TW"/>
+        </w:rPr>
+        <w:t>皋</w:t>
+      </w:r>
+      <w:proofErr w:type="gramEnd"/>
+      <w:r>
+        <w:rPr>
+          <w:lang w:eastAsia="zh-TW"/>
+        </w:rPr>
+        <w:t>南</w:t>
+      </w:r>
+      <w:proofErr w:type="gramStart"/>
+      <w:r>
+        <w:rPr>
+          <w:lang w:eastAsia="zh-TW"/>
+        </w:rPr>
+        <w:t>岸合修各</w:t>
+      </w:r>
+      <w:proofErr w:type="gramEnd"/>
+      <w:r>
+        <w:rPr>
+          <w:lang w:eastAsia="zh-TW"/>
+        </w:rPr>
+        <w:t>项</w:t>
+      </w:r>
+    </w:p>
+    <w:p>
+      <w:pPr>
+        <w:spacing w:after="60"/>
+        <w:rPr>
+          <w:lang w:eastAsia="zh-TW"/>
+        </w:rPr>
+      </w:pPr>
+    </w:p>
+    <w:p>
+      <w:pPr>
+        <w:spacing w:after="60"/>
+        <w:rPr>
+          <w:lang w:eastAsia="zh-TW"/>
+        </w:rPr>
+      </w:pPr>
+      <w:r>
+        <w:rPr>
+          <w:lang w:eastAsia="zh-TW"/>
+        </w:rPr>
+        <w:t>嘉慶八年合修建敦睦</w:t>
+      </w:r>
+      <w:proofErr w:type="gramStart"/>
+      <w:r>
+        <w:rPr>
+          <w:lang w:eastAsia="zh-TW"/>
+        </w:rPr>
+        <w:t>堂公祠於</w:t>
+      </w:r>
+      <w:proofErr w:type="gramEnd"/>
+      <w:r>
+        <w:rPr>
+          <w:lang w:eastAsia="zh-TW"/>
+        </w:rPr>
+        <w:t>縣西城內</w:t>
+      </w:r>
+    </w:p>
+    <w:p>
+      <w:pPr>
+        <w:spacing w:after="60"/>
+        <w:rPr>
+          <w:lang w:eastAsia="zh-TW"/>
+        </w:rPr>
+      </w:pPr>
+      <w:r>
+        <w:rPr>
+          <w:lang w:eastAsia="zh-TW"/>
+        </w:rPr>
+        <w:t>道光十年合修龍</w:t>
+      </w:r>
+      <w:proofErr w:type="gramStart"/>
+      <w:r>
+        <w:rPr>
+          <w:lang w:eastAsia="zh-TW"/>
+        </w:rPr>
+        <w:t>皋</w:t>
+      </w:r>
+      <w:proofErr w:type="gramEnd"/>
+      <w:r>
+        <w:rPr>
+          <w:lang w:eastAsia="zh-TW"/>
+        </w:rPr>
+        <w:t>大坟山二派祖三派祖石墓</w:t>
+      </w:r>
+    </w:p>
+    <w:p>
+      <w:pPr>
+        <w:spacing w:after="60"/>
+        <w:rPr>
+          <w:lang w:eastAsia="zh-TW"/>
+        </w:rPr>
+      </w:pPr>
+      <w:proofErr w:type="spellStart"/>
+      <w:r>
+        <w:t>道光十七年合置大坟山祭田</w:t>
+      </w:r>
+      <w:proofErr w:type="spellEnd"/>
+    </w:p>
+    <w:p>
+      <w:pPr>
+        <w:spacing w:after="60"/>
+        <w:rPr>
+          <w:lang w:eastAsia="zh-TW"/>
+        </w:rPr>
+      </w:pPr>
+      <w:r>
+        <w:rPr>
+          <w:lang w:eastAsia="zh-TW"/>
+        </w:rPr>
+        <w:t>道光</w:t>
+      </w:r>
+      <w:proofErr w:type="gramStart"/>
+      <w:r>
+        <w:rPr>
+          <w:lang w:eastAsia="zh-TW"/>
+        </w:rPr>
+        <w:t>廿</w:t>
+      </w:r>
+      <w:proofErr w:type="gramEnd"/>
+      <w:r>
+        <w:rPr>
+          <w:lang w:eastAsia="zh-TW"/>
+        </w:rPr>
+        <w:t>七年合</w:t>
+      </w:r>
+      <w:proofErr w:type="gramStart"/>
+      <w:r>
+        <w:rPr>
+          <w:lang w:eastAsia="zh-TW"/>
+        </w:rPr>
+        <w:t>買皇恩洞一派祖墓禁外余</w:t>
+      </w:r>
+      <w:proofErr w:type="gramEnd"/>
+      <w:r>
+        <w:rPr>
+          <w:lang w:eastAsia="zh-TW"/>
+        </w:rPr>
+        <w:t>山</w:t>
+      </w:r>
+    </w:p>
+    <w:p>
+      <w:pPr>
+        <w:spacing w:after="60"/>
+        <w:rPr>
+          <w:lang w:eastAsia="zh-TW"/>
+        </w:rPr>
+      </w:pPr>
+      <w:r>
+        <w:rPr>
+          <w:lang w:eastAsia="zh-TW"/>
+        </w:rPr>
+        <w:t>咸豐七年合立龍</w:t>
+      </w:r>
+      <w:proofErr w:type="gramStart"/>
+      <w:r>
+        <w:rPr>
+          <w:lang w:eastAsia="zh-TW"/>
+        </w:rPr>
+        <w:t>皋</w:t>
+      </w:r>
+      <w:proofErr w:type="gramEnd"/>
+      <w:r>
+        <w:rPr>
+          <w:lang w:eastAsia="zh-TW"/>
+        </w:rPr>
+        <w:t>大坟山墓廬</w:t>
+      </w:r>
+    </w:p>
+    <w:p>
+      <w:pPr>
+        <w:spacing w:after="60"/>
+        <w:rPr>
+          <w:lang w:eastAsia="zh-TW"/>
+        </w:rPr>
+      </w:pPr>
+      <w:r>
+        <w:rPr>
+          <w:lang w:eastAsia="zh-TW"/>
+        </w:rPr>
+        <w:t>龍</w:t>
+      </w:r>
+      <w:proofErr w:type="gramStart"/>
+      <w:r>
+        <w:rPr>
+          <w:lang w:eastAsia="zh-TW"/>
+        </w:rPr>
+        <w:t>皋</w:t>
+      </w:r>
+      <w:proofErr w:type="gramEnd"/>
+      <w:r>
+        <w:rPr>
+          <w:lang w:eastAsia="zh-TW"/>
+        </w:rPr>
+        <w:t>南</w:t>
+      </w:r>
+      <w:proofErr w:type="gramStart"/>
+      <w:r>
+        <w:rPr>
+          <w:lang w:eastAsia="zh-TW"/>
+        </w:rPr>
+        <w:t>岸合修通譜</w:t>
+      </w:r>
+      <w:proofErr w:type="gramEnd"/>
+      <w:r>
+        <w:rPr>
+          <w:lang w:eastAsia="zh-TW"/>
+        </w:rPr>
+        <w:t>名目</w:t>
+      </w:r>
+    </w:p>
+    <w:p>
+      <w:pPr>
+        <w:spacing w:after="60"/>
+        <w:rPr>
+          <w:lang w:eastAsia="zh-TW"/>
+        </w:rPr>
+      </w:pPr>
+    </w:p>
+    <w:p>
+      <w:pPr>
+        <w:spacing w:after="60"/>
+        <w:rPr>
+          <w:lang w:eastAsia="zh-TW"/>
+        </w:rPr>
+      </w:pPr>
+      <w:r>
+        <w:rPr>
+          <w:lang w:eastAsia="zh-TW"/>
+        </w:rPr>
+        <w:t>-- 壹 修</w:t>
+      </w:r>
+    </w:p>
+    <w:p>
+      <w:pPr>
+        <w:spacing w:after="60"/>
+        <w:rPr>
+          <w:lang w:eastAsia="zh-TW"/>
+        </w:rPr>
+      </w:pPr>
+      <w:r>
+        <w:rPr>
+          <w:lang w:eastAsia="zh-TW"/>
+        </w:rPr>
+        <w:t>宋咸淳十年甲戌</w:t>
+      </w:r>
+      <w:proofErr w:type="gramStart"/>
+      <w:r>
+        <w:rPr>
+          <w:lang w:eastAsia="zh-TW"/>
+        </w:rPr>
+        <w:t>鎮仲公</w:t>
+      </w:r>
+      <w:proofErr w:type="gramEnd"/>
+    </w:p>
+    <w:p>
+      <w:pPr>
+        <w:spacing w:after="60"/>
+        <w:rPr>
+          <w:lang w:eastAsia="zh-TW"/>
+        </w:rPr>
+      </w:pPr>
+    </w:p>
+    <w:p>
+      <w:pPr>
+        <w:spacing w:after="60"/>
+        <w:rPr>
+          <w:lang w:eastAsia="zh-TW"/>
+        </w:rPr>
+      </w:pPr>
+      <w:r>
+        <w:rPr>
+          <w:lang w:eastAsia="zh-TW"/>
+        </w:rPr>
+        <w:t>-- 貳 修</w:t>
+      </w:r>
+    </w:p>
+    <w:p>
+      <w:pPr>
+        <w:spacing w:after="60"/>
+      </w:pPr>
+      <w:proofErr w:type="spellStart"/>
+      <w:r>
+        <w:t>元成宋大德五年辛丑希仲公</w:t>
+      </w:r>
+      <w:proofErr w:type="spellEnd"/>
+    </w:p>
+    <w:p>
+      <w:pPr>
+        <w:spacing w:after="60"/>
+      </w:pPr>
+    </w:p>
+    <w:p>
+      <w:pPr>
+        <w:spacing w:after="60"/>
+        <w:rPr>
+          <w:lang w:eastAsia="zh-TW"/>
+        </w:rPr>
+      </w:pPr>
+      <w:r>
+        <w:t>-- 叁 修</w:t>
+      </w:r>
+    </w:p>
+    <w:p>
+      <w:pPr>
+        <w:spacing w:after="60"/>
+      </w:pPr>
+      <w:proofErr w:type="spellStart"/>
+      <w:r>
+        <w:t>元致和元年戊辰材仲公</w:t>
+      </w:r>
+      <w:proofErr w:type="spellEnd"/>
+    </w:p>
+    <w:p>
+      <w:pPr>
+        <w:spacing w:after="60"/>
+      </w:pPr>
+    </w:p>
+    <w:p>
+      <w:pPr>
+        <w:spacing w:after="60"/>
+        <w:rPr>
+          <w:lang w:eastAsia="zh-TW"/>
+        </w:rPr>
+      </w:pPr>
+      <w:r>
+        <w:t>-- 四 修</w:t>
+      </w:r>
+    </w:p>
+    <w:p>
+      <w:pPr>
+        <w:spacing w:after="60"/>
+      </w:pPr>
+      <w:proofErr w:type="spellStart"/>
+      <w:r>
+        <w:t>明太祖洪武十九年丙寅季能公</w:t>
+      </w:r>
+      <w:proofErr w:type="spellEnd"/>
+    </w:p>
+    <w:p>
+      <w:pPr>
+        <w:spacing w:after="60"/>
+      </w:pPr>
+    </w:p>
+    <w:p>
+      <w:pPr>
+        <w:spacing w:after="60"/>
+        <w:rPr>
+          <w:lang w:eastAsia="zh-TW"/>
+        </w:rPr>
+      </w:pPr>
+      <w:r>
+        <w:t>-- 伍 修</w:t>
+      </w:r>
+    </w:p>
+    <w:p>
+      <w:pPr>
+        <w:spacing w:after="60"/>
+      </w:pPr>
+      <w:proofErr w:type="spellStart"/>
+      <w:r>
+        <w:t>明太祖洪武廿九年丙子俊卿公</w:t>
+      </w:r>
+      <w:proofErr w:type="spellEnd"/>
+    </w:p>
+    <w:p>
+      <w:pPr>
+        <w:spacing w:after="60"/>
+      </w:pPr>
+    </w:p>
+    <w:p>
+      <w:pPr>
+        <w:spacing w:after="60"/>
+        <w:rPr>
+          <w:lang w:eastAsia="zh-TW"/>
+        </w:rPr>
+      </w:pPr>
+      <w:r>
+        <w:t>-- 六 修</w:t>
+      </w:r>
+    </w:p>
+    <w:p>
+      <w:pPr>
+        <w:spacing w:after="60"/>
+      </w:pPr>
+      <w:proofErr w:type="spellStart"/>
+      <w:r>
+        <w:t>清圣祖康熙十六年丁未天席公石子公</w:t>
+      </w:r>
+      <w:proofErr w:type="spellEnd"/>
+    </w:p>
+    <w:p>
+      <w:pPr>
+        <w:spacing w:after="60"/>
+      </w:pPr>
+    </w:p>
+    <w:p>
+      <w:pPr>
+        <w:spacing w:after="60"/>
+        <w:rPr>
+          <w:lang w:eastAsia="zh-TW"/>
+        </w:rPr>
+      </w:pPr>
+      <w:r>
+        <w:rPr>
+          <w:lang w:eastAsia="zh-TW"/>
+        </w:rPr>
+        <w:t>-- 七 修</w:t>
+      </w:r>
+    </w:p>
+    <w:p>
+      <w:pPr>
+        <w:spacing w:after="60"/>
+        <w:rPr>
+          <w:lang w:eastAsia="zh-TW"/>
+        </w:rPr>
+      </w:pPr>
+      <w:r>
+        <w:rPr>
+          <w:lang w:eastAsia="zh-TW"/>
+        </w:rPr>
+        <w:t>清文宗咸豐四年</w:t>
+      </w:r>
+      <w:proofErr w:type="gramStart"/>
+      <w:r>
+        <w:rPr>
+          <w:lang w:eastAsia="zh-TW"/>
+        </w:rPr>
+        <w:t>甲寅賓谷公篤才公熙亭</w:t>
+      </w:r>
+      <w:proofErr w:type="gramEnd"/>
+      <w:r>
+        <w:rPr>
+          <w:lang w:eastAsia="zh-TW"/>
+        </w:rPr>
+        <w:t>公</w:t>
+      </w:r>
+    </w:p>
+    <w:p>
+      <w:pPr>
+        <w:spacing w:after="60"/>
+        <w:rPr>
+          <w:lang w:eastAsia="zh-TW"/>
+        </w:rPr>
+      </w:pPr>
+    </w:p>
+    <w:p>
+      <w:pPr>
+        <w:spacing w:after="60"/>
+        <w:rPr>
+          <w:lang w:eastAsia="zh-TW"/>
+        </w:rPr>
+      </w:pPr>
+    </w:p>
+    <w:p>
+      <w:pPr>
+        <w:spacing w:after="60"/>
+        <w:rPr>
+          <w:lang w:eastAsia="zh-TW"/>
+        </w:rPr>
+      </w:pPr>
+    </w:p>
+    <w:p>
+      <w:pPr>
+        <w:spacing w:after="60"/>
+        <w:rPr>
+          <w:lang w:eastAsia="zh-TW"/>
+        </w:rPr>
+      </w:pPr>
+    </w:p>
+    <w:p>
+      <w:pPr>
+        <w:spacing w:after="60"/>
+        <w:rPr>
+          <w:lang w:eastAsia="zh-TW"/>
+        </w:rPr>
+      </w:pPr>
+    </w:p>
+    <w:p>
+      <w:pPr>
+        <w:spacing w:after="60"/>
+        <w:rPr>
+          <w:lang w:eastAsia="zh-TW"/>
+        </w:rPr>
+      </w:pPr>
+      <w:r>
+        <w:rPr>
           <w:rFonts w:hint="eastAsia"/>
           <w:lang w:eastAsia="zh-TW"/>
         </w:rPr>
-      </w:pPr>
-    </w:p>
-    <w:p>
-      <w:pPr>
-        <w:jc w:val="both"/>
+        <w:t>[</w:t>
+      </w:r>
+      <w:proofErr w:type="gramStart"/>
+      <w:r>
+        <w:rPr>
+          <w:lang w:eastAsia="zh-TW"/>
+        </w:rPr>
+        <w:t>泉田修輯支譜</w:t>
+      </w:r>
+      <w:proofErr w:type="gramEnd"/>
+      <w:r>
+        <w:rPr>
+          <w:lang w:eastAsia="zh-TW"/>
+        </w:rPr>
+        <w:t>名目</w:t>
+      </w:r>
+      <w:r>
+        <w:rPr>
+          <w:rFonts w:hint="eastAsia"/>
+          <w:lang w:eastAsia="zh-TW"/>
+        </w:rPr>
+        <w:t>]</w:t>
+      </w:r>
+    </w:p>
+    <w:p>
+      <w:pPr>
+        <w:spacing w:after="60"/>
+        <w:rPr>
+          <w:lang w:eastAsia="zh-TW"/>
+        </w:rPr>
+      </w:pPr>
+    </w:p>
+    <w:p>
+      <w:pPr>
+        <w:spacing w:after="60"/>
+        <w:rPr>
+          <w:lang w:eastAsia="zh-TW"/>
+        </w:rPr>
+      </w:pPr>
+      <w:r>
+        <w:rPr>
+          <w:lang w:eastAsia="zh-TW"/>
+        </w:rPr>
+        <w:t>-- 壹 修</w:t>
+      </w:r>
+    </w:p>
+    <w:p>
+      <w:pPr>
+        <w:spacing w:after="60"/>
+        <w:rPr>
+          <w:lang w:eastAsia="zh-TW"/>
+        </w:rPr>
+      </w:pPr>
+      <w:r>
+        <w:rPr>
+          <w:lang w:eastAsia="zh-TW"/>
+        </w:rPr>
+        <w:t>清世宗雍正十二年甲寅孟永公</w:t>
+      </w:r>
+    </w:p>
+    <w:p>
+      <w:pPr>
+        <w:spacing w:after="60"/>
+        <w:rPr>
+          <w:lang w:eastAsia="zh-TW"/>
+        </w:rPr>
+      </w:pPr>
+    </w:p>
+    <w:p>
+      <w:pPr>
+        <w:spacing w:after="60"/>
+        <w:rPr>
+          <w:lang w:eastAsia="zh-TW"/>
+        </w:rPr>
+      </w:pPr>
+      <w:r>
+        <w:rPr>
+          <w:lang w:eastAsia="zh-TW"/>
+        </w:rPr>
+        <w:t>-- 貳 修</w:t>
+      </w:r>
+    </w:p>
+    <w:p>
+      <w:pPr>
+        <w:spacing w:after="60"/>
+        <w:rPr>
+          <w:lang w:eastAsia="zh-TW"/>
+        </w:rPr>
+      </w:pPr>
+      <w:r>
+        <w:rPr>
+          <w:lang w:eastAsia="zh-TW"/>
+        </w:rPr>
+        <w:t>清高宗</w:t>
+      </w:r>
+      <w:proofErr w:type="gramStart"/>
+      <w:r>
+        <w:rPr>
+          <w:lang w:eastAsia="zh-TW"/>
+        </w:rPr>
+        <w:t>乾隆卅年乙酉</w:t>
+      </w:r>
+      <w:proofErr w:type="gramEnd"/>
+      <w:r>
+        <w:rPr>
+          <w:lang w:eastAsia="zh-TW"/>
+        </w:rPr>
+        <w:t>君</w:t>
+      </w:r>
+      <w:proofErr w:type="gramStart"/>
+      <w:r>
+        <w:rPr>
+          <w:lang w:eastAsia="zh-TW"/>
+        </w:rPr>
+        <w:t>邑</w:t>
+      </w:r>
+      <w:proofErr w:type="gramEnd"/>
+      <w:r>
+        <w:rPr>
+          <w:lang w:eastAsia="zh-TW"/>
+        </w:rPr>
+        <w:t>公</w:t>
+      </w:r>
+    </w:p>
+    <w:p>
+      <w:pPr>
+        <w:spacing w:after="60"/>
+        <w:rPr>
+          <w:lang w:eastAsia="zh-TW"/>
+        </w:rPr>
+      </w:pPr>
+    </w:p>
+    <w:p>
+      <w:pPr>
+        <w:spacing w:after="60"/>
+        <w:rPr>
+          <w:lang w:eastAsia="zh-TW"/>
+        </w:rPr>
+      </w:pPr>
+      <w:r>
+        <w:rPr>
+          <w:lang w:eastAsia="zh-TW"/>
+        </w:rPr>
+        <w:t>-- 叁 修</w:t>
+      </w:r>
+    </w:p>
+    <w:p>
+      <w:pPr>
+        <w:spacing w:after="60"/>
+        <w:rPr>
+          <w:lang w:eastAsia="zh-TW"/>
+        </w:rPr>
+      </w:pPr>
+      <w:proofErr w:type="gramStart"/>
+      <w:r>
+        <w:rPr>
+          <w:lang w:eastAsia="zh-TW"/>
+        </w:rPr>
+        <w:t>清宣宗</w:t>
+      </w:r>
+      <w:proofErr w:type="gramEnd"/>
+      <w:r>
+        <w:rPr>
+          <w:lang w:eastAsia="zh-TW"/>
+        </w:rPr>
+        <w:t>道光十三年</w:t>
+      </w:r>
+      <w:proofErr w:type="gramStart"/>
+      <w:r>
+        <w:rPr>
+          <w:lang w:eastAsia="zh-TW"/>
+        </w:rPr>
+        <w:t>癸己襲坤</w:t>
+      </w:r>
+      <w:proofErr w:type="gramEnd"/>
+      <w:r>
+        <w:rPr>
+          <w:lang w:eastAsia="zh-TW"/>
+        </w:rPr>
+        <w:t>公</w:t>
+      </w:r>
+    </w:p>
+    <w:p>
+      <w:pPr>
+        <w:spacing w:after="60"/>
+        <w:rPr>
+          <w:lang w:eastAsia="zh-TW"/>
+        </w:rPr>
+      </w:pPr>
+    </w:p>
+    <w:p>
+      <w:pPr>
+        <w:spacing w:after="60"/>
+        <w:rPr>
+          <w:lang w:eastAsia="zh-TW"/>
+        </w:rPr>
+      </w:pPr>
+      <w:r>
+        <w:rPr>
+          <w:lang w:eastAsia="zh-TW"/>
+        </w:rPr>
+        <w:t>-- 四 修</w:t>
+      </w:r>
+    </w:p>
+    <w:p>
+      <w:pPr>
+        <w:spacing w:after="60"/>
+        <w:rPr>
+          <w:lang w:eastAsia="zh-TW"/>
+        </w:rPr>
+      </w:pPr>
+      <w:r>
+        <w:rPr>
+          <w:lang w:eastAsia="zh-TW"/>
+        </w:rPr>
+        <w:t>清德宗光緒十一年O</w:t>
+      </w:r>
+      <w:proofErr w:type="gramStart"/>
+      <w:r>
+        <w:rPr>
+          <w:lang w:eastAsia="zh-TW"/>
+        </w:rPr>
+        <w:t>臣公彩亭公仙橋公</w:t>
+      </w:r>
+      <w:proofErr w:type="gramEnd"/>
+    </w:p>
+    <w:p>
+      <w:pPr>
+        <w:spacing w:after="60"/>
+        <w:rPr>
+          <w:lang w:eastAsia="zh-TW"/>
+        </w:rPr>
+      </w:pPr>
+    </w:p>
+    <w:p>
+      <w:pPr>
+        <w:spacing w:after="60"/>
+        <w:rPr>
+          <w:lang w:eastAsia="zh-TW"/>
+        </w:rPr>
+      </w:pPr>
+      <w:r>
+        <w:rPr>
+          <w:rFonts w:hint="eastAsia"/>
+          <w:lang w:eastAsia="zh-TW"/>
+        </w:rPr>
+        <w:t>[</w:t>
+      </w:r>
+      <w:proofErr w:type="gramStart"/>
+      <w:r>
+        <w:rPr>
+          <w:lang w:eastAsia="zh-TW"/>
+        </w:rPr>
+        <w:t>腰金堂修輯墨譜</w:t>
+      </w:r>
+      <w:proofErr w:type="gramEnd"/>
+      <w:r>
+        <w:rPr>
+          <w:lang w:eastAsia="zh-TW"/>
+        </w:rPr>
+        <w:t>名目</w:t>
+      </w:r>
+      <w:r>
+        <w:rPr>
+          <w:rFonts w:hint="eastAsia"/>
+          <w:lang w:eastAsia="zh-TW"/>
+        </w:rPr>
+        <w:t>]</w:t>
+      </w:r>
+    </w:p>
+    <w:p>
+      <w:pPr>
+        <w:spacing w:after="60"/>
+        <w:rPr>
+          <w:lang w:eastAsia="zh-TW"/>
+        </w:rPr>
+      </w:pPr>
+    </w:p>
+    <w:p>
+      <w:pPr>
+        <w:spacing w:after="60"/>
+        <w:rPr>
+          <w:lang w:eastAsia="zh-TW"/>
+        </w:rPr>
+      </w:pPr>
+      <w:r>
+        <w:rPr>
+          <w:lang w:eastAsia="zh-TW"/>
+        </w:rPr>
+        <w:t>-- 壹 修</w:t>
+      </w:r>
+    </w:p>
+    <w:p>
+      <w:pPr>
+        <w:spacing w:after="60"/>
+      </w:pPr>
+      <w:proofErr w:type="spellStart"/>
+      <w:r>
+        <w:t>清穆宗同治十三年甲戌熙亭公</w:t>
+      </w:r>
+      <w:proofErr w:type="spellEnd"/>
+    </w:p>
+    <w:p>
+      <w:pPr>
+        <w:spacing w:after="60"/>
+      </w:pPr>
+    </w:p>
+    <w:p>
+      <w:pPr>
+        <w:spacing w:after="60"/>
+        <w:rPr>
+          <w:lang w:eastAsia="zh-TW"/>
+        </w:rPr>
+      </w:pPr>
+      <w:r>
+        <w:rPr>
+          <w:lang w:eastAsia="zh-TW"/>
+        </w:rPr>
+        <w:t>-- 貳 修</w:t>
+      </w:r>
+    </w:p>
+    <w:p>
+      <w:pPr>
+        <w:spacing w:after="60"/>
+        <w:rPr>
+          <w:lang w:eastAsia="zh-TW"/>
+        </w:rPr>
+      </w:pPr>
+      <w:r>
+        <w:rPr>
+          <w:lang w:eastAsia="zh-TW"/>
+        </w:rPr>
+        <w:t>清德宗二十年甲午福昌公</w:t>
+      </w:r>
+    </w:p>
+    <w:p>
+      <w:pPr>
+        <w:spacing w:after="60"/>
+        <w:rPr>
+          <w:lang w:eastAsia="zh-TW"/>
+        </w:rPr>
+      </w:pPr>
+    </w:p>
+    <w:p>
+      <w:pPr>
+        <w:spacing w:after="60"/>
+        <w:rPr>
+          <w:lang w:eastAsia="zh-TW"/>
+        </w:rPr>
+      </w:pPr>
+    </w:p>
+    <w:p>
+      <w:pPr>
+        <w:spacing w:after="60"/>
+        <w:rPr>
+          <w:lang w:eastAsia="zh-TW"/>
+        </w:rPr>
+      </w:pPr>
+      <w:r>
+        <w:rPr>
+          <w:rFonts w:hint="eastAsia"/>
+          <w:lang w:eastAsia="zh-TW"/>
+        </w:rPr>
+        <w:t>(</w:t>
+      </w:r>
+      <w:r>
+        <w:rPr>
+          <w:lang w:eastAsia="zh-TW"/>
+        </w:rPr>
+        <w:t>數位</w:t>
+      </w:r>
+      <w:r>
+        <w:rPr>
+          <w:rFonts w:hint="eastAsia"/>
+          <w:lang w:eastAsia="zh-TW"/>
+        </w:rPr>
+        <w:t>/</w:t>
+      </w:r>
+      <w:proofErr w:type="gramStart"/>
+      <w:r>
+        <w:rPr>
+          <w:rFonts w:hint="eastAsia"/>
+          <w:lang w:eastAsia="zh-TW"/>
+        </w:rPr>
+        <w:t>字</w:t>
+      </w:r>
+      <w:r>
+        <w:rPr>
+          <w:lang w:eastAsia="zh-TW"/>
+        </w:rPr>
+        <w:t>本</w:t>
+      </w:r>
+      <w:proofErr w:type="gramEnd"/>
+      <w:r>
+        <w:rPr>
+          <w:rFonts w:hint="eastAsia"/>
+          <w:lang w:eastAsia="zh-TW"/>
+        </w:rPr>
+        <w:t xml:space="preserve"> </w:t>
+      </w:r>
+      <w:r>
+        <w:rPr>
+          <w:lang w:eastAsia="zh-TW"/>
+        </w:rPr>
+        <w:t>民國一一四年 乙巳 (2025)</w:t>
+      </w:r>
+      <w:r>
+        <w:rPr>
+          <w:rFonts w:hint="eastAsia"/>
+          <w:lang w:eastAsia="zh-TW"/>
+        </w:rPr>
+        <w:t>)</w:t>
+      </w:r>
+    </w:p>
+    <w:p>
+      <w:pPr>
+        <w:spacing w:after="60"/>
+        <w:rPr>
+          <w:lang w:eastAsia="zh-TW"/>
+        </w:rPr>
+      </w:pPr>
+      <w:proofErr w:type="gramStart"/>
+      <w:r>
+        <w:rPr>
+          <w:rFonts w:hint="eastAsia"/>
+          <w:lang w:eastAsia="zh-TW"/>
+        </w:rPr>
+        <w:t>族</w:t>
+      </w:r>
+      <w:r>
+        <w:rPr>
+          <w:rFonts w:hint="eastAsia"/>
+          <w:lang w:eastAsia="zh-TW"/>
+        </w:rPr>
+        <w:t>載不</w:t>
+      </w:r>
+      <w:proofErr w:type="gramEnd"/>
+      <w:r>
+        <w:rPr>
+          <w:rFonts w:hint="eastAsia"/>
+          <w:lang w:eastAsia="zh-TW"/>
+        </w:rPr>
+        <w:t>說</w:t>
+      </w:r>
+      <w:r>
+        <w:rPr>
+          <w:rFonts w:hint="eastAsia"/>
+          <w:lang w:eastAsia="zh-TW"/>
+        </w:rPr>
+        <w:t>,</w:t>
+      </w:r>
+      <w:r>
+        <w:rPr>
+          <w:rFonts w:hint="eastAsia"/>
+          <w:lang w:eastAsia="zh-TW"/>
+        </w:rPr>
+        <w:t>雲端</w:t>
+      </w:r>
+      <w:r>
+        <w:rPr>
+          <w:rFonts w:hint="eastAsia"/>
+          <w:lang w:eastAsia="zh-TW"/>
+        </w:rPr>
+        <w:t>永存</w:t>
+      </w:r>
+      <w:r>
+        <w:rPr>
+          <w:rFonts w:hint="eastAsia"/>
+          <w:lang w:eastAsia="zh-TW"/>
+        </w:rPr>
+        <w:t>,可讀</w:t>
+      </w:r>
+      <w:r>
+        <w:rPr>
+          <w:rFonts w:hint="eastAsia"/>
+          <w:lang w:eastAsia="zh-TW"/>
+        </w:rPr>
+        <w:t>可</w:t>
+      </w:r>
+      <w:r>
+        <w:rPr>
+          <w:rFonts w:hint="eastAsia"/>
+          <w:lang w:eastAsia="zh-TW"/>
+        </w:rPr>
+        <w:t>修</w:t>
+      </w:r>
+      <w:r>
+        <w:rPr>
+          <w:lang w:eastAsia="zh-TW"/>
+        </w:rPr>
+        <w:t>。</w:t>
+      </w:r>
+      <w:proofErr w:type="gramStart"/>
+      <w:r>
+        <w:rPr>
+          <w:rFonts w:hint="eastAsia"/>
+          <w:lang w:eastAsia="zh-TW"/>
+        </w:rPr>
+        <w:t>云</w:t>
+      </w:r>
+      <w:proofErr w:type="gramEnd"/>
+      <w:r>
+        <w:rPr>
+          <w:rFonts w:hint="eastAsia"/>
+          <w:lang w:eastAsia="zh-TW"/>
+        </w:rPr>
+        <w:t>: 開花散葉 落地生根 源遠流長</w:t>
+      </w:r>
+      <w:r>
+        <w:rPr>
+          <w:lang w:eastAsia="zh-TW"/>
+        </w:rPr>
+        <w:t>。</w:t>
+      </w:r>
+    </w:p>
+    <w:p>
+      <w:pPr>
+        <w:spacing w:after="60"/>
+        <w:rPr>
+          <w:lang w:eastAsia="zh-TW"/>
+        </w:rPr>
+      </w:pPr>
+    </w:p>
+    <w:p>
+      <w:pPr>
+        <w:spacing w:after="60"/>
+        <w:rPr>
+          <w:lang w:eastAsia="zh-TW"/>
+        </w:rPr>
+      </w:pPr>
+    </w:p>
+    <w:p>
+      <w:pPr>
+        <w:spacing w:after="60"/>
+        <w:rPr>
+          <w:lang w:eastAsia="zh-TW"/>
+        </w:rPr>
+      </w:pPr>
+    </w:p>
+    <w:p>
+      <w:pPr>
+        <w:spacing w:after="60"/>
+        <w:rPr>
+          <w:lang w:eastAsia="zh-TW"/>
+        </w:rPr>
+      </w:pPr>
+    </w:p>
+    <w:p>
+      <w:pPr>
+        <w:spacing w:after="60"/>
+        <w:rPr>
+          <w:lang w:eastAsia="zh-TW"/>
+        </w:rPr>
+      </w:pPr>
+    </w:p>
+    <w:p>
+      <w:pPr>
+        <w:spacing w:after="60"/>
+        <w:rPr>
+          <w:lang w:eastAsia="zh-TW"/>
+        </w:rPr>
+      </w:pPr>
+    </w:p>
+    <w:p>
+      <w:pPr>
+        <w:spacing w:after="60"/>
+        <w:rPr>
+          <w:lang w:eastAsia="zh-TW"/>
+        </w:rPr>
+      </w:pPr>
+    </w:p>
+    <w:p>
+      <w:pPr>
+        <w:spacing w:after="60"/>
         <w:rPr>
           <w:lang w:eastAsia="zh-TW"/>
         </w:rPr>
@@ -3804,9 +4835,382 @@
       </w:pPr>
       <w:r>
         <w:rPr>
-          <w:lang w:eastAsia="zh-TW"/>
-        </w:rPr>
-        <w:t>龍</w:t>
+          <w:rFonts w:hint="eastAsia"/>
+          <w:lang w:eastAsia="zh-TW"/>
+        </w:rPr>
+        <w:lastRenderedPageBreak/>
+        <w:t xml:space="preserve">[ </w:t>
+      </w:r>
+      <w:r>
+        <w:rPr>
+          <w:lang w:eastAsia="zh-TW"/>
+        </w:rPr>
+        <w:t>派 字 引</w:t>
+      </w:r>
+      <w:r>
+        <w:rPr>
+          <w:rFonts w:hint="eastAsia"/>
+          <w:lang w:eastAsia="zh-TW"/>
+        </w:rPr>
+        <w:t xml:space="preserve"> ]</w:t>
+      </w:r>
+    </w:p>
+    <w:p>
+      <w:pPr>
+        <w:spacing w:after="60"/>
+        <w:rPr>
+          <w:lang w:eastAsia="zh-TW"/>
+        </w:rPr>
+      </w:pPr>
+    </w:p>
+    <w:p>
+      <w:pPr>
+        <w:spacing w:after="60"/>
+        <w:rPr>
+          <w:lang w:eastAsia="zh-TW"/>
+        </w:rPr>
+      </w:pPr>
+      <w:r>
+        <w:rPr>
+          <w:lang w:eastAsia="zh-TW"/>
+        </w:rPr>
+        <w:t>派者分也，別也，若水之分流，</w:t>
+      </w:r>
+      <w:proofErr w:type="gramStart"/>
+      <w:r>
+        <w:rPr>
+          <w:lang w:eastAsia="zh-TW"/>
+        </w:rPr>
+        <w:t>而別注也</w:t>
+      </w:r>
+      <w:proofErr w:type="gramEnd"/>
+      <w:r>
+        <w:rPr>
+          <w:lang w:eastAsia="zh-TW"/>
+        </w:rPr>
+        <w:t>。</w:t>
+      </w:r>
+      <w:proofErr w:type="gramStart"/>
+      <w:r>
+        <w:rPr>
+          <w:lang w:eastAsia="zh-TW"/>
+        </w:rPr>
+        <w:t>譜字穴取</w:t>
+      </w:r>
+      <w:proofErr w:type="gramEnd"/>
+      <w:r>
+        <w:rPr>
+          <w:lang w:eastAsia="zh-TW"/>
+        </w:rPr>
+        <w:t>其義，拈一字冠而於名，上</w:t>
+      </w:r>
+    </w:p>
+    <w:p>
+      <w:pPr>
+        <w:spacing w:after="60"/>
+        <w:rPr>
+          <w:lang w:eastAsia="zh-TW"/>
+        </w:rPr>
+      </w:pPr>
+    </w:p>
+    <w:p>
+      <w:pPr>
+        <w:spacing w:after="60"/>
+        <w:rPr>
+          <w:lang w:eastAsia="zh-TW"/>
+        </w:rPr>
+      </w:pPr>
+      <w:proofErr w:type="gramStart"/>
+      <w:r>
+        <w:rPr>
+          <w:lang w:eastAsia="zh-TW"/>
+        </w:rPr>
+        <w:t>曰派字</w:t>
+      </w:r>
+      <w:proofErr w:type="gramEnd"/>
+      <w:r>
+        <w:rPr>
+          <w:lang w:eastAsia="zh-TW"/>
+        </w:rPr>
+        <w:t>。盖欲有以別尊卑，而分昭穆，即族大、丁蕃、向未謀一面，一聞其字即</w:t>
+      </w:r>
+    </w:p>
+    <w:p>
+      <w:pPr>
+        <w:spacing w:after="60"/>
+        <w:rPr>
+          <w:lang w:eastAsia="zh-TW"/>
+        </w:rPr>
+      </w:pPr>
+    </w:p>
+    <w:p>
+      <w:pPr>
+        <w:spacing w:after="60"/>
+        <w:rPr>
+          <w:lang w:eastAsia="zh-TW"/>
+        </w:rPr>
+      </w:pPr>
+      <w:r>
+        <w:rPr>
+          <w:lang w:eastAsia="zh-TW"/>
+        </w:rPr>
+        <w:t>可知</w:t>
+      </w:r>
+      <w:proofErr w:type="gramStart"/>
+      <w:r>
+        <w:rPr>
+          <w:lang w:eastAsia="zh-TW"/>
+        </w:rPr>
+        <w:t>其輩行祖孫</w:t>
+      </w:r>
+      <w:proofErr w:type="gramEnd"/>
+      <w:r>
+        <w:rPr>
+          <w:lang w:eastAsia="zh-TW"/>
+        </w:rPr>
+        <w:t>伯叔兄弟之間稱呼不亂，親親之</w:t>
+      </w:r>
+      <w:proofErr w:type="gramStart"/>
+      <w:r>
+        <w:rPr>
+          <w:lang w:eastAsia="zh-TW"/>
+        </w:rPr>
+        <w:t>道修成良</w:t>
+      </w:r>
+      <w:proofErr w:type="gramEnd"/>
+      <w:r>
+        <w:rPr>
+          <w:lang w:eastAsia="zh-TW"/>
+        </w:rPr>
+        <w:t>法也。</w:t>
+      </w:r>
+      <w:proofErr w:type="gramStart"/>
+      <w:r>
+        <w:rPr>
+          <w:lang w:eastAsia="zh-TW"/>
+        </w:rPr>
+        <w:t>吾泉田</w:t>
+      </w:r>
+      <w:proofErr w:type="gramEnd"/>
+      <w:r>
+        <w:rPr>
+          <w:lang w:eastAsia="zh-TW"/>
+        </w:rPr>
+        <w:t>一支，</w:t>
+      </w:r>
+      <w:proofErr w:type="gramStart"/>
+      <w:r>
+        <w:rPr>
+          <w:lang w:eastAsia="zh-TW"/>
+        </w:rPr>
+        <w:t>一</w:t>
+      </w:r>
+      <w:proofErr w:type="gramEnd"/>
+    </w:p>
+    <w:p>
+      <w:pPr>
+        <w:spacing w:after="60"/>
+        <w:rPr>
+          <w:lang w:eastAsia="zh-TW"/>
+        </w:rPr>
+      </w:pPr>
+    </w:p>
+    <w:p>
+      <w:pPr>
+        <w:spacing w:after="60"/>
+        <w:rPr>
+          <w:lang w:eastAsia="zh-TW"/>
+        </w:rPr>
+      </w:pPr>
+      <w:r>
+        <w:rPr>
+          <w:lang w:eastAsia="zh-TW"/>
+        </w:rPr>
+        <w:t>自一世</w:t>
+      </w:r>
+      <w:proofErr w:type="gramStart"/>
+      <w:r>
+        <w:rPr>
+          <w:lang w:eastAsia="zh-TW"/>
+        </w:rPr>
+        <w:t>祖至廿世</w:t>
+      </w:r>
+      <w:proofErr w:type="gramEnd"/>
+      <w:r>
+        <w:rPr>
+          <w:lang w:eastAsia="zh-TW"/>
+        </w:rPr>
+        <w:t>，向</w:t>
+      </w:r>
+      <w:proofErr w:type="gramStart"/>
+      <w:r>
+        <w:rPr>
+          <w:lang w:eastAsia="zh-TW"/>
+        </w:rPr>
+        <w:t>無派字</w:t>
+      </w:r>
+      <w:proofErr w:type="gramEnd"/>
+      <w:r>
+        <w:rPr>
+          <w:lang w:eastAsia="zh-TW"/>
+        </w:rPr>
+        <w:t>，惟以名稱。迄廿一世，始颁有超大廷玉正，楚邦安定</w:t>
+      </w:r>
+    </w:p>
+    <w:p>
+      <w:pPr>
+        <w:spacing w:after="60"/>
+        <w:rPr>
+          <w:lang w:eastAsia="zh-TW"/>
+        </w:rPr>
+      </w:pPr>
+    </w:p>
+    <w:p>
+      <w:pPr>
+        <w:spacing w:after="60"/>
+        <w:rPr>
+          <w:lang w:eastAsia="zh-TW"/>
+        </w:rPr>
+      </w:pPr>
+      <w:r>
+        <w:rPr>
+          <w:lang w:eastAsia="zh-TW"/>
+        </w:rPr>
+        <w:t>國，忠孝光先</w:t>
+      </w:r>
+      <w:proofErr w:type="gramStart"/>
+      <w:r>
+        <w:rPr>
+          <w:lang w:eastAsia="zh-TW"/>
+        </w:rPr>
+        <w:t>緒</w:t>
+      </w:r>
+      <w:proofErr w:type="gramEnd"/>
+      <w:r>
+        <w:rPr>
+          <w:lang w:eastAsia="zh-TW"/>
+        </w:rPr>
+        <w:t>，</w:t>
+      </w:r>
+      <w:proofErr w:type="gramStart"/>
+      <w:r>
+        <w:rPr>
+          <w:lang w:eastAsia="zh-TW"/>
+        </w:rPr>
+        <w:t>勳名昭世</w:t>
+      </w:r>
+      <w:proofErr w:type="gramEnd"/>
+      <w:r>
+        <w:rPr>
+          <w:lang w:eastAsia="zh-TW"/>
+        </w:rPr>
+        <w:t>澤。</w:t>
+      </w:r>
+      <w:proofErr w:type="gramStart"/>
+      <w:r>
+        <w:rPr>
+          <w:lang w:eastAsia="zh-TW"/>
+        </w:rPr>
+        <w:t>廿字道光</w:t>
+      </w:r>
+      <w:proofErr w:type="gramEnd"/>
+      <w:r>
+        <w:rPr>
+          <w:lang w:eastAsia="zh-TW"/>
+        </w:rPr>
+        <w:t>年再修譜</w:t>
+      </w:r>
+      <w:proofErr w:type="gramStart"/>
+      <w:r>
+        <w:rPr>
+          <w:lang w:eastAsia="zh-TW"/>
+        </w:rPr>
+        <w:t>帙</w:t>
+      </w:r>
+      <w:proofErr w:type="gramEnd"/>
+      <w:r>
+        <w:rPr>
+          <w:lang w:eastAsia="zh-TW"/>
+        </w:rPr>
+        <w:t>，復續</w:t>
+      </w:r>
+      <w:proofErr w:type="gramStart"/>
+      <w:r>
+        <w:rPr>
+          <w:lang w:eastAsia="zh-TW"/>
+        </w:rPr>
+        <w:t>惇倫永克家</w:t>
+      </w:r>
+      <w:proofErr w:type="gramEnd"/>
+      <w:r>
+        <w:rPr>
+          <w:lang w:eastAsia="zh-TW"/>
+        </w:rPr>
+        <w:t>，</w:t>
+      </w:r>
+      <w:proofErr w:type="gramStart"/>
+      <w:r>
+        <w:rPr>
+          <w:lang w:eastAsia="zh-TW"/>
+        </w:rPr>
+        <w:t>式典思</w:t>
+      </w:r>
+      <w:proofErr w:type="gramEnd"/>
+      <w:r>
+        <w:rPr>
+          <w:lang w:eastAsia="zh-TW"/>
+        </w:rPr>
+        <w:t>宗</w:t>
+      </w:r>
+    </w:p>
+    <w:p>
+      <w:pPr>
+        <w:spacing w:after="60"/>
+        <w:rPr>
+          <w:lang w:eastAsia="zh-TW"/>
+        </w:rPr>
+      </w:pPr>
+    </w:p>
+    <w:p>
+      <w:pPr>
+        <w:spacing w:after="60"/>
+        <w:rPr>
+          <w:lang w:eastAsia="zh-TW"/>
+        </w:rPr>
+      </w:pPr>
+      <w:r>
+        <w:rPr>
+          <w:lang w:eastAsia="zh-TW"/>
+        </w:rPr>
+        <w:t>德，</w:t>
+      </w:r>
+      <w:proofErr w:type="gramStart"/>
+      <w:r>
+        <w:rPr>
+          <w:lang w:eastAsia="zh-TW"/>
+        </w:rPr>
+        <w:t>科弟冠</w:t>
+      </w:r>
+      <w:proofErr w:type="gramEnd"/>
+      <w:r>
+        <w:rPr>
+          <w:lang w:eastAsia="zh-TW"/>
+        </w:rPr>
+        <w:t>湖南，賢良藩</w:t>
+      </w:r>
+      <w:proofErr w:type="gramStart"/>
+      <w:r>
+        <w:rPr>
+          <w:lang w:eastAsia="zh-TW"/>
+        </w:rPr>
+        <w:t>翼北，廿字</w:t>
+      </w:r>
+      <w:proofErr w:type="gramEnd"/>
+      <w:r>
+        <w:rPr>
+          <w:lang w:eastAsia="zh-TW"/>
+        </w:rPr>
+        <w:t>。咸豐年，龍</w:t>
       </w:r>
       <w:proofErr w:type="gramStart"/>
       <w:r>
@@ -3827,1123 +5231,339 @@
         <w:rPr>
           <w:lang w:eastAsia="zh-TW"/>
         </w:rPr>
-        <w:t>岸合修各</w:t>
-      </w:r>
-      <w:proofErr w:type="gramEnd"/>
-      <w:r>
-        <w:rPr>
-          <w:lang w:eastAsia="zh-TW"/>
-        </w:rPr>
-        <w:t>项</w:t>
-      </w:r>
-    </w:p>
-    <w:p>
-      <w:pPr>
-        <w:spacing w:after="60"/>
-        <w:rPr>
-          <w:lang w:eastAsia="zh-TW"/>
-        </w:rPr>
-      </w:pPr>
-    </w:p>
-    <w:p>
-      <w:pPr>
-        <w:spacing w:after="60"/>
-        <w:rPr>
-          <w:lang w:eastAsia="zh-TW"/>
-        </w:rPr>
-      </w:pPr>
-      <w:r>
-        <w:rPr>
-          <w:lang w:eastAsia="zh-TW"/>
-        </w:rPr>
-        <w:t>嘉慶八年合修建敦睦</w:t>
-      </w:r>
-      <w:proofErr w:type="gramStart"/>
-      <w:r>
-        <w:rPr>
-          <w:lang w:eastAsia="zh-TW"/>
-        </w:rPr>
-        <w:t>堂公祠於</w:t>
-      </w:r>
-      <w:proofErr w:type="gramEnd"/>
-      <w:r>
-        <w:rPr>
-          <w:lang w:eastAsia="zh-TW"/>
-        </w:rPr>
-        <w:t>縣西城內</w:t>
-      </w:r>
-    </w:p>
-    <w:p>
-      <w:pPr>
-        <w:spacing w:after="60"/>
-        <w:rPr>
-          <w:lang w:eastAsia="zh-TW"/>
-        </w:rPr>
-      </w:pPr>
-      <w:r>
-        <w:rPr>
-          <w:lang w:eastAsia="zh-TW"/>
-        </w:rPr>
-        <w:t>道光十年合修龍</w:t>
-      </w:r>
-      <w:proofErr w:type="gramStart"/>
-      <w:r>
-        <w:rPr>
-          <w:lang w:eastAsia="zh-TW"/>
-        </w:rPr>
-        <w:t>皋</w:t>
-      </w:r>
-      <w:proofErr w:type="gramEnd"/>
-      <w:r>
-        <w:rPr>
-          <w:lang w:eastAsia="zh-TW"/>
-        </w:rPr>
-        <w:t>大坟山二派祖三派祖石墓</w:t>
-      </w:r>
-    </w:p>
-    <w:p>
-      <w:pPr>
-        <w:spacing w:after="60"/>
-        <w:rPr>
-          <w:lang w:eastAsia="zh-TW"/>
-        </w:rPr>
-      </w:pPr>
-      <w:proofErr w:type="spellStart"/>
-      <w:r>
-        <w:t>道光十七年合置大坟山祭田</w:t>
-      </w:r>
-      <w:proofErr w:type="spellEnd"/>
-    </w:p>
-    <w:p>
-      <w:pPr>
-        <w:spacing w:after="60"/>
-        <w:rPr>
-          <w:lang w:eastAsia="zh-TW"/>
-        </w:rPr>
-      </w:pPr>
-      <w:r>
-        <w:rPr>
-          <w:lang w:eastAsia="zh-TW"/>
-        </w:rPr>
-        <w:t>道光</w:t>
-      </w:r>
-      <w:proofErr w:type="gramStart"/>
-      <w:r>
-        <w:rPr>
-          <w:lang w:eastAsia="zh-TW"/>
-        </w:rPr>
-        <w:t>廿</w:t>
-      </w:r>
-      <w:proofErr w:type="gramEnd"/>
-      <w:r>
-        <w:rPr>
-          <w:lang w:eastAsia="zh-TW"/>
-        </w:rPr>
-        <w:t>七年合</w:t>
-      </w:r>
-      <w:proofErr w:type="gramStart"/>
-      <w:r>
-        <w:rPr>
-          <w:lang w:eastAsia="zh-TW"/>
-        </w:rPr>
-        <w:t>買皇恩洞一派祖墓禁外余</w:t>
-      </w:r>
-      <w:proofErr w:type="gramEnd"/>
-      <w:r>
-        <w:rPr>
-          <w:lang w:eastAsia="zh-TW"/>
-        </w:rPr>
-        <w:t>山</w:t>
-      </w:r>
-    </w:p>
-    <w:p>
-      <w:pPr>
-        <w:spacing w:after="60"/>
-        <w:rPr>
-          <w:lang w:eastAsia="zh-TW"/>
-        </w:rPr>
-      </w:pPr>
-      <w:r>
-        <w:rPr>
-          <w:lang w:eastAsia="zh-TW"/>
-        </w:rPr>
-        <w:t>咸豐七年合立龍</w:t>
-      </w:r>
-      <w:proofErr w:type="gramStart"/>
-      <w:r>
-        <w:rPr>
-          <w:lang w:eastAsia="zh-TW"/>
-        </w:rPr>
-        <w:t>皋</w:t>
-      </w:r>
-      <w:proofErr w:type="gramEnd"/>
-      <w:r>
-        <w:rPr>
-          <w:lang w:eastAsia="zh-TW"/>
-        </w:rPr>
-        <w:t>大坟山墓廬</w:t>
-      </w:r>
-    </w:p>
-    <w:p>
-      <w:pPr>
-        <w:spacing w:after="60"/>
-        <w:rPr>
-          <w:lang w:eastAsia="zh-TW"/>
-        </w:rPr>
-      </w:pPr>
-      <w:r>
-        <w:rPr>
-          <w:lang w:eastAsia="zh-TW"/>
-        </w:rPr>
-        <w:t>龍</w:t>
-      </w:r>
-      <w:proofErr w:type="gramStart"/>
-      <w:r>
-        <w:rPr>
-          <w:lang w:eastAsia="zh-TW"/>
-        </w:rPr>
-        <w:t>皋</w:t>
-      </w:r>
-      <w:proofErr w:type="gramEnd"/>
-      <w:r>
-        <w:rPr>
-          <w:lang w:eastAsia="zh-TW"/>
-        </w:rPr>
-        <w:t>南</w:t>
-      </w:r>
-      <w:proofErr w:type="gramStart"/>
-      <w:r>
-        <w:rPr>
-          <w:lang w:eastAsia="zh-TW"/>
-        </w:rPr>
-        <w:t>岸合修通譜</w:t>
-      </w:r>
-      <w:proofErr w:type="gramEnd"/>
-      <w:r>
-        <w:rPr>
-          <w:lang w:eastAsia="zh-TW"/>
-        </w:rPr>
-        <w:t>名目</w:t>
-      </w:r>
-    </w:p>
-    <w:p>
-      <w:pPr>
-        <w:spacing w:after="60"/>
-        <w:rPr>
-          <w:lang w:eastAsia="zh-TW"/>
-        </w:rPr>
-      </w:pPr>
-    </w:p>
-    <w:p>
-      <w:pPr>
-        <w:spacing w:after="60"/>
-        <w:rPr>
-          <w:lang w:eastAsia="zh-TW"/>
-        </w:rPr>
-      </w:pPr>
-      <w:r>
-        <w:rPr>
-          <w:lang w:eastAsia="zh-TW"/>
-        </w:rPr>
-        <w:t>-- 壹 修</w:t>
-      </w:r>
-    </w:p>
-    <w:p>
-      <w:pPr>
-        <w:spacing w:after="60"/>
-        <w:rPr>
-          <w:lang w:eastAsia="zh-TW"/>
-        </w:rPr>
-      </w:pPr>
-    </w:p>
-    <w:p>
-      <w:pPr>
-        <w:spacing w:after="60"/>
-        <w:rPr>
-          <w:lang w:eastAsia="zh-TW"/>
-        </w:rPr>
-      </w:pPr>
-      <w:r>
-        <w:rPr>
-          <w:lang w:eastAsia="zh-TW"/>
-        </w:rPr>
-        <w:t>宋咸淳十年甲戌</w:t>
-      </w:r>
-      <w:proofErr w:type="gramStart"/>
-      <w:r>
-        <w:rPr>
-          <w:lang w:eastAsia="zh-TW"/>
-        </w:rPr>
-        <w:t>鎮仲公</w:t>
-      </w:r>
-      <w:proofErr w:type="gramEnd"/>
-    </w:p>
-    <w:p>
-      <w:pPr>
-        <w:spacing w:after="60"/>
-        <w:rPr>
-          <w:lang w:eastAsia="zh-TW"/>
-        </w:rPr>
-      </w:pPr>
-    </w:p>
-    <w:p>
-      <w:pPr>
-        <w:spacing w:after="60"/>
-        <w:rPr>
-          <w:lang w:eastAsia="zh-TW"/>
-        </w:rPr>
-      </w:pPr>
-      <w:r>
-        <w:rPr>
-          <w:lang w:eastAsia="zh-TW"/>
-        </w:rPr>
-        <w:t>-- 貳 修</w:t>
-      </w:r>
-    </w:p>
-    <w:p>
-      <w:pPr>
-        <w:spacing w:after="60"/>
-        <w:rPr>
-          <w:lang w:eastAsia="zh-TW"/>
-        </w:rPr>
-      </w:pPr>
-    </w:p>
-    <w:p>
-      <w:pPr>
-        <w:spacing w:after="60"/>
-      </w:pPr>
-      <w:proofErr w:type="spellStart"/>
-      <w:r>
-        <w:t>元成宋大德五年辛丑希仲公</w:t>
-      </w:r>
-      <w:proofErr w:type="spellEnd"/>
-    </w:p>
-    <w:p>
-      <w:pPr>
-        <w:spacing w:after="60"/>
-      </w:pPr>
-    </w:p>
-    <w:p>
-      <w:pPr>
-        <w:spacing w:after="60"/>
-      </w:pPr>
-      <w:r>
-        <w:t>-- 叁 修</w:t>
-      </w:r>
-    </w:p>
-    <w:p>
-      <w:pPr>
-        <w:spacing w:after="60"/>
-      </w:pPr>
-    </w:p>
-    <w:p>
-      <w:pPr>
-        <w:spacing w:after="60"/>
-      </w:pPr>
-      <w:proofErr w:type="spellStart"/>
-      <w:r>
-        <w:t>元致和元年戊辰材仲公</w:t>
-      </w:r>
-      <w:proofErr w:type="spellEnd"/>
-    </w:p>
-    <w:p>
-      <w:pPr>
-        <w:spacing w:after="60"/>
-      </w:pPr>
-    </w:p>
-    <w:p>
-      <w:pPr>
-        <w:spacing w:after="60"/>
-      </w:pPr>
-      <w:r>
-        <w:t>-- 四 修</w:t>
-      </w:r>
-    </w:p>
-    <w:p>
-      <w:pPr>
-        <w:spacing w:after="60"/>
-      </w:pPr>
-    </w:p>
-    <w:p>
-      <w:pPr>
-        <w:spacing w:after="60"/>
-      </w:pPr>
-      <w:proofErr w:type="spellStart"/>
-      <w:r>
-        <w:t>明太祖洪武十九年丙寅季能公</w:t>
-      </w:r>
-      <w:proofErr w:type="spellEnd"/>
-    </w:p>
-    <w:p>
-      <w:pPr>
-        <w:spacing w:after="60"/>
-      </w:pPr>
-    </w:p>
-    <w:p>
-      <w:pPr>
-        <w:spacing w:after="60"/>
-      </w:pPr>
-      <w:r>
-        <w:t>-- 伍 修</w:t>
-      </w:r>
-    </w:p>
-    <w:p>
-      <w:pPr>
-        <w:spacing w:after="60"/>
-      </w:pPr>
-    </w:p>
-    <w:p>
-      <w:pPr>
-        <w:spacing w:after="60"/>
-      </w:pPr>
-      <w:proofErr w:type="spellStart"/>
-      <w:r>
-        <w:t>明太祖洪武廿九年丙子俊卿公</w:t>
-      </w:r>
-      <w:proofErr w:type="spellEnd"/>
-    </w:p>
-    <w:p>
-      <w:pPr>
-        <w:spacing w:after="60"/>
-      </w:pPr>
-    </w:p>
-    <w:p>
-      <w:pPr>
-        <w:spacing w:after="60"/>
-      </w:pPr>
-      <w:r>
-        <w:t>-- 六 修</w:t>
-      </w:r>
-    </w:p>
-    <w:p>
-      <w:pPr>
-        <w:spacing w:after="60"/>
-      </w:pPr>
-    </w:p>
-    <w:p>
-      <w:pPr>
-        <w:spacing w:after="60"/>
-      </w:pPr>
-      <w:proofErr w:type="spellStart"/>
-      <w:r>
-        <w:t>清圣祖康熙十六年丁未天席公石子公</w:t>
-      </w:r>
-      <w:proofErr w:type="spellEnd"/>
-    </w:p>
-    <w:p>
-      <w:pPr>
-        <w:spacing w:after="60"/>
-      </w:pPr>
-    </w:p>
-    <w:p>
-      <w:pPr>
-        <w:spacing w:after="60"/>
-        <w:rPr>
-          <w:lang w:eastAsia="zh-TW"/>
-        </w:rPr>
-      </w:pPr>
+        <w:t>岸合修通譜，</w:t>
+      </w:r>
+      <w:proofErr w:type="gramEnd"/>
+      <w:r>
+        <w:rPr>
+          <w:lang w:eastAsia="zh-TW"/>
+        </w:rPr>
+        <w:t>乃於前續</w:t>
+      </w:r>
+    </w:p>
+    <w:p>
+      <w:pPr>
+        <w:spacing w:after="60"/>
+        <w:rPr>
+          <w:lang w:eastAsia="zh-TW"/>
+        </w:rPr>
+      </w:pPr>
+    </w:p>
+    <w:p>
+      <w:pPr>
+        <w:spacing w:after="60"/>
+        <w:rPr>
+          <w:lang w:eastAsia="zh-TW"/>
+        </w:rPr>
+      </w:pPr>
+      <w:r>
+        <w:rPr>
+          <w:lang w:eastAsia="zh-TW"/>
+        </w:rPr>
+        <w:t>字內略爲損益，復增以率典揚前烈云云，四十字，自一世致灼字共成百派。今際</w:t>
+      </w:r>
+    </w:p>
+    <w:p>
+      <w:pPr>
+        <w:spacing w:after="60"/>
+        <w:rPr>
+          <w:lang w:eastAsia="zh-TW"/>
+        </w:rPr>
+      </w:pPr>
+    </w:p>
+    <w:p>
+      <w:pPr>
+        <w:spacing w:after="60"/>
+        <w:rPr>
+          <w:lang w:eastAsia="zh-TW"/>
+        </w:rPr>
+      </w:pPr>
+      <w:proofErr w:type="gramStart"/>
+      <w:r>
+        <w:rPr>
+          <w:lang w:eastAsia="zh-TW"/>
+        </w:rPr>
+        <w:t>續修泉田宗譜，仍宜照錄，俾</w:t>
+      </w:r>
+      <w:proofErr w:type="gramEnd"/>
+      <w:r>
+        <w:rPr>
+          <w:lang w:eastAsia="zh-TW"/>
+        </w:rPr>
+        <w:t>後之人有所遵守而</w:t>
+      </w:r>
+      <w:proofErr w:type="gramStart"/>
+      <w:r>
+        <w:rPr>
+          <w:lang w:eastAsia="zh-TW"/>
+        </w:rPr>
+        <w:t>于</w:t>
+      </w:r>
+      <w:proofErr w:type="gramEnd"/>
+      <w:r>
+        <w:rPr>
+          <w:lang w:eastAsia="zh-TW"/>
+        </w:rPr>
+        <w:t>尊卑之分，</w:t>
+      </w:r>
+      <w:proofErr w:type="gramStart"/>
+      <w:r>
+        <w:rPr>
+          <w:lang w:eastAsia="zh-TW"/>
+        </w:rPr>
+        <w:t>昭穆之</w:t>
+      </w:r>
+      <w:proofErr w:type="gramEnd"/>
+      <w:r>
+        <w:rPr>
+          <w:lang w:eastAsia="zh-TW"/>
+        </w:rPr>
+        <w:t>名，</w:t>
+      </w:r>
+      <w:proofErr w:type="gramStart"/>
+      <w:r>
+        <w:rPr>
+          <w:lang w:eastAsia="zh-TW"/>
+        </w:rPr>
+        <w:t>庶秩</w:t>
+      </w:r>
+      <w:proofErr w:type="gramEnd"/>
+      <w:r>
+        <w:rPr>
+          <w:lang w:eastAsia="zh-TW"/>
+        </w:rPr>
+        <w:t>然</w:t>
+      </w:r>
+    </w:p>
+    <w:p>
+      <w:pPr>
+        <w:spacing w:after="60"/>
+        <w:rPr>
+          <w:lang w:eastAsia="zh-TW"/>
+        </w:rPr>
+      </w:pPr>
+    </w:p>
+    <w:p>
+      <w:pPr>
+        <w:spacing w:after="60"/>
+        <w:rPr>
+          <w:lang w:eastAsia="zh-TW"/>
+        </w:rPr>
+      </w:pPr>
+      <w:proofErr w:type="gramStart"/>
+      <w:r>
+        <w:rPr>
+          <w:lang w:eastAsia="zh-TW"/>
+        </w:rPr>
+        <w:t>•</w:t>
+      </w:r>
+      <w:proofErr w:type="gramEnd"/>
+      <w:r>
+        <w:rPr>
+          <w:lang w:eastAsia="zh-TW"/>
+        </w:rPr>
+        <w:t>無致紊亂也。</w:t>
+      </w:r>
+    </w:p>
+    <w:p>
+      <w:pPr>
+        <w:spacing w:after="60"/>
+        <w:rPr>
+          <w:lang w:eastAsia="zh-TW"/>
+        </w:rPr>
+      </w:pPr>
+    </w:p>
+    <w:p>
+      <w:pPr>
+        <w:spacing w:after="60"/>
+        <w:rPr>
+          <w:lang w:eastAsia="zh-TW"/>
+        </w:rPr>
+      </w:pPr>
+    </w:p>
+    <w:p>
+      <w:pPr>
+        <w:spacing w:after="60"/>
+        <w:rPr>
+          <w:lang w:eastAsia="zh-TW"/>
+        </w:rPr>
+      </w:pPr>
+    </w:p>
+    <w:p>
+      <w:pPr>
+        <w:spacing w:after="60"/>
+        <w:rPr>
+          <w:lang w:eastAsia="zh-TW"/>
+        </w:rPr>
+      </w:pPr>
+    </w:p>
+    <w:p>
+      <w:pPr>
+        <w:spacing w:after="60"/>
+        <w:rPr>
+          <w:lang w:eastAsia="zh-TW"/>
+        </w:rPr>
+      </w:pPr>
+    </w:p>
+    <w:p>
+      <w:pPr>
+        <w:spacing w:after="60"/>
+        <w:rPr>
+          <w:lang w:eastAsia="zh-TW"/>
+        </w:rPr>
+      </w:pPr>
+    </w:p>
+    <w:p>
+      <w:pPr>
+        <w:spacing w:after="60"/>
+        <w:rPr>
+          <w:lang w:eastAsia="zh-TW"/>
+        </w:rPr>
+      </w:pPr>
+    </w:p>
+    <w:p>
+      <w:pPr>
+        <w:spacing w:after="60"/>
+        <w:rPr>
+          <w:lang w:eastAsia="zh-TW"/>
+        </w:rPr>
+      </w:pPr>
+    </w:p>
+    <w:p>
+      <w:pPr>
+        <w:spacing w:after="60"/>
+        <w:rPr>
+          <w:lang w:eastAsia="zh-TW"/>
+        </w:rPr>
+      </w:pPr>
+    </w:p>
+    <w:p>
+      <w:pPr>
+        <w:spacing w:after="60"/>
+        <w:rPr>
+          <w:lang w:eastAsia="zh-TW"/>
+        </w:rPr>
+      </w:pPr>
+    </w:p>
+    <w:p>
+      <w:pPr>
+        <w:spacing w:after="60"/>
+        <w:rPr>
+          <w:lang w:eastAsia="zh-TW"/>
+        </w:rPr>
+      </w:pPr>
+    </w:p>
+    <w:p>
+      <w:pPr>
+        <w:spacing w:after="60"/>
+        <w:rPr>
+          <w:lang w:eastAsia="zh-TW"/>
+        </w:rPr>
+      </w:pPr>
+    </w:p>
+    <w:p>
+      <w:pPr>
+        <w:spacing w:after="60"/>
+        <w:rPr>
+          <w:lang w:eastAsia="zh-TW"/>
+        </w:rPr>
+      </w:pPr>
+    </w:p>
+    <w:p>
+      <w:pPr>
+        <w:spacing w:after="60"/>
+        <w:rPr>
+          <w:lang w:eastAsia="zh-TW"/>
+        </w:rPr>
+      </w:pPr>
+    </w:p>
+    <w:p>
+      <w:pPr>
+        <w:spacing w:after="60"/>
+        <w:rPr>
+          <w:lang w:eastAsia="zh-TW"/>
+        </w:rPr>
+      </w:pPr>
+    </w:p>
+    <w:p>
+      <w:pPr>
+        <w:spacing w:after="60"/>
+        <w:rPr>
+          <w:lang w:eastAsia="zh-TW"/>
+        </w:rPr>
+      </w:pPr>
+      <w:proofErr w:type="gramStart"/>
       <w:r>
         <w:rPr>
           <w:lang w:eastAsia="zh-TW"/>
         </w:rPr>
         <w:lastRenderedPageBreak/>
-        <w:t>-- 七 修</w:t>
-      </w:r>
-    </w:p>
-    <w:p>
-      <w:pPr>
-        <w:spacing w:after="60"/>
-        <w:rPr>
-          <w:lang w:eastAsia="zh-TW"/>
-        </w:rPr>
-      </w:pPr>
-    </w:p>
-    <w:p>
-      <w:pPr>
-        <w:spacing w:after="60"/>
-        <w:rPr>
-          <w:lang w:eastAsia="zh-TW"/>
-        </w:rPr>
-      </w:pPr>
-      <w:r>
-        <w:rPr>
-          <w:lang w:eastAsia="zh-TW"/>
-        </w:rPr>
-        <w:t>清文宗咸豐四年</w:t>
-      </w:r>
-      <w:proofErr w:type="gramStart"/>
-      <w:r>
-        <w:rPr>
-          <w:lang w:eastAsia="zh-TW"/>
-        </w:rPr>
-        <w:t>甲寅賓谷公篤才公熙亭</w:t>
-      </w:r>
-      <w:proofErr w:type="gramEnd"/>
-      <w:r>
-        <w:rPr>
-          <w:lang w:eastAsia="zh-TW"/>
-        </w:rPr>
-        <w:t>公</w:t>
-      </w:r>
-    </w:p>
-    <w:p>
-      <w:pPr>
-        <w:spacing w:after="60"/>
-        <w:rPr>
-          <w:lang w:eastAsia="zh-TW"/>
-        </w:rPr>
-      </w:pPr>
-    </w:p>
-    <w:p>
-      <w:pPr>
-        <w:spacing w:after="60"/>
-        <w:rPr>
-          <w:lang w:eastAsia="zh-TW"/>
-        </w:rPr>
-      </w:pPr>
-      <w:proofErr w:type="gramStart"/>
-      <w:r>
-        <w:rPr>
-          <w:lang w:eastAsia="zh-TW"/>
-        </w:rPr>
-        <w:t>泉田修輯支譜</w:t>
-      </w:r>
-      <w:proofErr w:type="gramEnd"/>
-      <w:r>
-        <w:rPr>
-          <w:lang w:eastAsia="zh-TW"/>
-        </w:rPr>
-        <w:t>名目</w:t>
-      </w:r>
-    </w:p>
-    <w:p>
-      <w:pPr>
-        <w:spacing w:after="60"/>
-        <w:rPr>
-          <w:lang w:eastAsia="zh-TW"/>
-        </w:rPr>
-      </w:pPr>
-    </w:p>
-    <w:p>
-      <w:pPr>
-        <w:spacing w:after="60"/>
-        <w:rPr>
-          <w:lang w:eastAsia="zh-TW"/>
-        </w:rPr>
-      </w:pPr>
-      <w:r>
-        <w:rPr>
-          <w:lang w:eastAsia="zh-TW"/>
-        </w:rPr>
-        <w:t>-- 壹 修</w:t>
-      </w:r>
-    </w:p>
-    <w:p>
-      <w:pPr>
-        <w:spacing w:after="60"/>
-        <w:rPr>
-          <w:lang w:eastAsia="zh-TW"/>
-        </w:rPr>
-      </w:pPr>
-    </w:p>
-    <w:p>
-      <w:pPr>
-        <w:spacing w:after="60"/>
-        <w:rPr>
-          <w:lang w:eastAsia="zh-TW"/>
-        </w:rPr>
-      </w:pPr>
-      <w:r>
-        <w:rPr>
-          <w:lang w:eastAsia="zh-TW"/>
-        </w:rPr>
-        <w:t>清世宗雍正十二年甲寅孟永公</w:t>
-      </w:r>
-    </w:p>
-    <w:p>
-      <w:pPr>
-        <w:spacing w:after="60"/>
-        <w:rPr>
-          <w:lang w:eastAsia="zh-TW"/>
-        </w:rPr>
-      </w:pPr>
-    </w:p>
-    <w:p>
-      <w:pPr>
-        <w:spacing w:after="60"/>
-        <w:rPr>
-          <w:lang w:eastAsia="zh-TW"/>
-        </w:rPr>
-      </w:pPr>
-      <w:r>
-        <w:rPr>
-          <w:lang w:eastAsia="zh-TW"/>
-        </w:rPr>
-        <w:t>-- 貳 修</w:t>
-      </w:r>
-    </w:p>
-    <w:p>
-      <w:pPr>
-        <w:spacing w:after="60"/>
-        <w:rPr>
-          <w:lang w:eastAsia="zh-TW"/>
-        </w:rPr>
-      </w:pPr>
-    </w:p>
-    <w:p>
-      <w:pPr>
-        <w:spacing w:after="60"/>
-        <w:rPr>
-          <w:lang w:eastAsia="zh-TW"/>
-        </w:rPr>
-      </w:pPr>
-      <w:r>
-        <w:rPr>
-          <w:lang w:eastAsia="zh-TW"/>
-        </w:rPr>
-        <w:t>清高宗</w:t>
-      </w:r>
-      <w:proofErr w:type="gramStart"/>
-      <w:r>
-        <w:rPr>
-          <w:lang w:eastAsia="zh-TW"/>
-        </w:rPr>
-        <w:t>乾隆卅年乙酉</w:t>
-      </w:r>
-      <w:proofErr w:type="gramEnd"/>
-      <w:r>
-        <w:rPr>
-          <w:lang w:eastAsia="zh-TW"/>
-        </w:rPr>
-        <w:t>君</w:t>
-      </w:r>
-      <w:proofErr w:type="gramStart"/>
-      <w:r>
-        <w:rPr>
-          <w:lang w:eastAsia="zh-TW"/>
-        </w:rPr>
-        <w:t>邑</w:t>
-      </w:r>
-      <w:proofErr w:type="gramEnd"/>
-      <w:r>
-        <w:rPr>
-          <w:lang w:eastAsia="zh-TW"/>
-        </w:rPr>
-        <w:t>公</w:t>
-      </w:r>
-    </w:p>
-    <w:p>
-      <w:pPr>
-        <w:spacing w:after="60"/>
-        <w:rPr>
-          <w:lang w:eastAsia="zh-TW"/>
-        </w:rPr>
-      </w:pPr>
-    </w:p>
-    <w:p>
-      <w:pPr>
-        <w:spacing w:after="60"/>
-        <w:rPr>
-          <w:lang w:eastAsia="zh-TW"/>
-        </w:rPr>
-      </w:pPr>
-      <w:r>
-        <w:rPr>
-          <w:lang w:eastAsia="zh-TW"/>
-        </w:rPr>
-        <w:t>-- 叁 修</w:t>
-      </w:r>
-    </w:p>
-    <w:p>
-      <w:pPr>
-        <w:spacing w:after="60"/>
-        <w:rPr>
-          <w:lang w:eastAsia="zh-TW"/>
-        </w:rPr>
-      </w:pPr>
-    </w:p>
-    <w:p>
-      <w:pPr>
-        <w:spacing w:after="60"/>
-        <w:rPr>
-          <w:lang w:eastAsia="zh-TW"/>
-        </w:rPr>
-      </w:pPr>
-      <w:proofErr w:type="gramStart"/>
-      <w:r>
-        <w:rPr>
-          <w:lang w:eastAsia="zh-TW"/>
-        </w:rPr>
-        <w:t>清宣宗</w:t>
-      </w:r>
-      <w:proofErr w:type="gramEnd"/>
-      <w:r>
-        <w:rPr>
-          <w:lang w:eastAsia="zh-TW"/>
-        </w:rPr>
-        <w:t>道光十三年</w:t>
-      </w:r>
-      <w:proofErr w:type="gramStart"/>
-      <w:r>
-        <w:rPr>
-          <w:lang w:eastAsia="zh-TW"/>
-        </w:rPr>
-        <w:t>癸己襲坤</w:t>
-      </w:r>
-      <w:proofErr w:type="gramEnd"/>
-      <w:r>
-        <w:rPr>
-          <w:lang w:eastAsia="zh-TW"/>
-        </w:rPr>
-        <w:t>公</w:t>
-      </w:r>
-    </w:p>
-    <w:p>
-      <w:pPr>
-        <w:spacing w:after="60"/>
-        <w:rPr>
-          <w:lang w:eastAsia="zh-TW"/>
-        </w:rPr>
-      </w:pPr>
-    </w:p>
-    <w:p>
-      <w:pPr>
-        <w:spacing w:after="60"/>
-        <w:rPr>
-          <w:lang w:eastAsia="zh-TW"/>
-        </w:rPr>
-      </w:pPr>
-      <w:r>
-        <w:rPr>
-          <w:lang w:eastAsia="zh-TW"/>
-        </w:rPr>
-        <w:t>-- 四 修</w:t>
-      </w:r>
-    </w:p>
-    <w:p>
-      <w:pPr>
-        <w:spacing w:after="60"/>
-        <w:rPr>
-          <w:lang w:eastAsia="zh-TW"/>
-        </w:rPr>
-      </w:pPr>
-    </w:p>
-    <w:p>
-      <w:pPr>
-        <w:spacing w:after="60"/>
-        <w:rPr>
-          <w:lang w:eastAsia="zh-TW"/>
-        </w:rPr>
-      </w:pPr>
-      <w:r>
-        <w:rPr>
-          <w:lang w:eastAsia="zh-TW"/>
-        </w:rPr>
-        <w:t>清德宗光緒十一年O</w:t>
-      </w:r>
-      <w:proofErr w:type="gramStart"/>
-      <w:r>
-        <w:rPr>
-          <w:lang w:eastAsia="zh-TW"/>
-        </w:rPr>
-        <w:t>臣公彩亭公仙橋公</w:t>
-      </w:r>
-      <w:proofErr w:type="gramEnd"/>
-    </w:p>
-    <w:p>
-      <w:pPr>
-        <w:spacing w:after="60"/>
-        <w:rPr>
-          <w:lang w:eastAsia="zh-TW"/>
-        </w:rPr>
-      </w:pPr>
-    </w:p>
-    <w:p>
-      <w:pPr>
-        <w:spacing w:after="60"/>
-        <w:rPr>
-          <w:lang w:eastAsia="zh-TW"/>
-        </w:rPr>
-      </w:pPr>
-      <w:proofErr w:type="gramStart"/>
-      <w:r>
-        <w:rPr>
-          <w:lang w:eastAsia="zh-TW"/>
-        </w:rPr>
-        <w:t>腰金堂修輯墨譜</w:t>
-      </w:r>
-      <w:proofErr w:type="gramEnd"/>
-      <w:r>
-        <w:rPr>
-          <w:lang w:eastAsia="zh-TW"/>
-        </w:rPr>
-        <w:t>名目。</w:t>
-      </w:r>
-    </w:p>
-    <w:p>
-      <w:pPr>
-        <w:spacing w:after="60"/>
-        <w:rPr>
-          <w:lang w:eastAsia="zh-TW"/>
-        </w:rPr>
-      </w:pPr>
-    </w:p>
-    <w:p>
-      <w:pPr>
-        <w:spacing w:after="60"/>
-        <w:rPr>
-          <w:lang w:eastAsia="zh-TW"/>
-        </w:rPr>
-      </w:pPr>
-      <w:r>
-        <w:rPr>
-          <w:lang w:eastAsia="zh-TW"/>
-        </w:rPr>
-        <w:t>-- 壹 修</w:t>
-      </w:r>
-    </w:p>
-    <w:p>
-      <w:pPr>
-        <w:spacing w:after="60"/>
-        <w:rPr>
-          <w:lang w:eastAsia="zh-TW"/>
-        </w:rPr>
-      </w:pPr>
-    </w:p>
-    <w:p>
-      <w:pPr>
-        <w:spacing w:after="60"/>
-      </w:pPr>
-      <w:proofErr w:type="spellStart"/>
-      <w:r>
-        <w:t>清穆宗同治十三年甲戌熙亭公</w:t>
-      </w:r>
-      <w:proofErr w:type="spellEnd"/>
-    </w:p>
-    <w:p>
-      <w:pPr>
-        <w:spacing w:after="60"/>
-      </w:pPr>
-    </w:p>
-    <w:p>
-      <w:pPr>
-        <w:spacing w:after="60"/>
-        <w:rPr>
-          <w:lang w:eastAsia="zh-TW"/>
-        </w:rPr>
-      </w:pPr>
-      <w:r>
-        <w:rPr>
-          <w:lang w:eastAsia="zh-TW"/>
-        </w:rPr>
-        <w:t>-- 貳 修</w:t>
-      </w:r>
-    </w:p>
-    <w:p>
-      <w:pPr>
-        <w:spacing w:after="60"/>
-        <w:rPr>
-          <w:lang w:eastAsia="zh-TW"/>
-        </w:rPr>
-      </w:pPr>
-    </w:p>
-    <w:p>
-      <w:pPr>
-        <w:spacing w:after="60"/>
-        <w:rPr>
-          <w:lang w:eastAsia="zh-TW"/>
-        </w:rPr>
-      </w:pPr>
-      <w:r>
-        <w:rPr>
-          <w:lang w:eastAsia="zh-TW"/>
-        </w:rPr>
-        <w:t>清德宗二十年甲午福昌公</w:t>
-      </w:r>
-    </w:p>
-    <w:p>
-      <w:pPr>
-        <w:spacing w:after="60"/>
-        <w:rPr>
-          <w:lang w:eastAsia="zh-TW"/>
-        </w:rPr>
-      </w:pPr>
-    </w:p>
-    <w:p>
-      <w:pPr>
-        <w:spacing w:after="60"/>
-        <w:rPr>
-          <w:lang w:eastAsia="zh-TW"/>
-        </w:rPr>
-      </w:pPr>
-    </w:p>
-    <w:p>
-      <w:pPr>
-        <w:spacing w:after="60"/>
-        <w:rPr>
-          <w:lang w:eastAsia="zh-TW"/>
-        </w:rPr>
-      </w:pPr>
-    </w:p>
-    <w:p>
-      <w:pPr>
-        <w:spacing w:after="60"/>
-        <w:rPr>
-          <w:lang w:eastAsia="zh-TW"/>
-        </w:rPr>
-      </w:pPr>
-    </w:p>
-    <w:p>
-      <w:pPr>
-        <w:spacing w:after="60"/>
-        <w:jc w:val="center"/>
-        <w:rPr>
-          <w:lang w:eastAsia="zh-TW"/>
-        </w:rPr>
-      </w:pPr>
-      <w:r>
-        <w:rPr>
-          <w:rFonts w:hint="eastAsia"/>
-          <w:lang w:eastAsia="zh-TW"/>
-        </w:rPr>
-        <w:t xml:space="preserve">[ </w:t>
-      </w:r>
-      <w:r>
-        <w:rPr>
-          <w:lang w:eastAsia="zh-TW"/>
-        </w:rPr>
-        <w:t>派 字 引</w:t>
-      </w:r>
-      <w:r>
-        <w:rPr>
-          <w:rFonts w:hint="eastAsia"/>
-          <w:lang w:eastAsia="zh-TW"/>
-        </w:rPr>
-        <w:t xml:space="preserve"> ]</w:t>
-      </w:r>
-    </w:p>
-    <w:p>
-      <w:pPr>
-        <w:spacing w:after="60"/>
-        <w:rPr>
-          <w:lang w:eastAsia="zh-TW"/>
-        </w:rPr>
-      </w:pPr>
-    </w:p>
-    <w:p>
-      <w:pPr>
-        <w:spacing w:after="60"/>
-        <w:rPr>
-          <w:lang w:eastAsia="zh-TW"/>
-        </w:rPr>
-      </w:pPr>
-      <w:r>
-        <w:rPr>
-          <w:lang w:eastAsia="zh-TW"/>
-        </w:rPr>
-        <w:t>派者分也，別也，若水之分流，</w:t>
-      </w:r>
-      <w:proofErr w:type="gramStart"/>
-      <w:r>
-        <w:rPr>
-          <w:lang w:eastAsia="zh-TW"/>
-        </w:rPr>
-        <w:t>而別注也</w:t>
-      </w:r>
-      <w:proofErr w:type="gramEnd"/>
-      <w:r>
-        <w:rPr>
-          <w:lang w:eastAsia="zh-TW"/>
-        </w:rPr>
-        <w:t>。</w:t>
-      </w:r>
-      <w:proofErr w:type="gramStart"/>
-      <w:r>
-        <w:rPr>
-          <w:lang w:eastAsia="zh-TW"/>
-        </w:rPr>
-        <w:t>譜字穴取</w:t>
-      </w:r>
-      <w:proofErr w:type="gramEnd"/>
-      <w:r>
-        <w:rPr>
-          <w:lang w:eastAsia="zh-TW"/>
-        </w:rPr>
-        <w:t>其義，拈一字冠而於名，上</w:t>
-      </w:r>
-    </w:p>
-    <w:p>
-      <w:pPr>
-        <w:spacing w:after="60"/>
-        <w:rPr>
-          <w:lang w:eastAsia="zh-TW"/>
-        </w:rPr>
-      </w:pPr>
-    </w:p>
-    <w:p>
-      <w:pPr>
-        <w:spacing w:after="60"/>
-        <w:rPr>
-          <w:lang w:eastAsia="zh-TW"/>
-        </w:rPr>
-      </w:pPr>
-      <w:proofErr w:type="gramStart"/>
-      <w:r>
-        <w:rPr>
-          <w:lang w:eastAsia="zh-TW"/>
-        </w:rPr>
-        <w:t>曰派字</w:t>
-      </w:r>
-      <w:proofErr w:type="gramEnd"/>
-      <w:r>
-        <w:rPr>
-          <w:lang w:eastAsia="zh-TW"/>
-        </w:rPr>
-        <w:t>。盖欲有以別尊卑，而分昭穆，即族大、丁蕃、向未謀一面，一聞其字即</w:t>
-      </w:r>
-    </w:p>
-    <w:p>
-      <w:pPr>
-        <w:spacing w:after="60"/>
-        <w:rPr>
-          <w:lang w:eastAsia="zh-TW"/>
-        </w:rPr>
-      </w:pPr>
-    </w:p>
-    <w:p>
-      <w:pPr>
-        <w:spacing w:after="60"/>
-        <w:rPr>
-          <w:lang w:eastAsia="zh-TW"/>
-        </w:rPr>
-      </w:pPr>
-      <w:r>
-        <w:rPr>
-          <w:lang w:eastAsia="zh-TW"/>
-        </w:rPr>
-        <w:t>可知</w:t>
-      </w:r>
-      <w:proofErr w:type="gramStart"/>
-      <w:r>
-        <w:rPr>
-          <w:lang w:eastAsia="zh-TW"/>
-        </w:rPr>
-        <w:t>其輩行祖孫</w:t>
-      </w:r>
-      <w:proofErr w:type="gramEnd"/>
-      <w:r>
-        <w:rPr>
-          <w:lang w:eastAsia="zh-TW"/>
-        </w:rPr>
-        <w:t>伯叔兄弟之間稱呼不亂，親親之</w:t>
-      </w:r>
-      <w:proofErr w:type="gramStart"/>
-      <w:r>
-        <w:rPr>
-          <w:lang w:eastAsia="zh-TW"/>
-        </w:rPr>
-        <w:t>道修成良</w:t>
-      </w:r>
-      <w:proofErr w:type="gramEnd"/>
-      <w:r>
-        <w:rPr>
-          <w:lang w:eastAsia="zh-TW"/>
-        </w:rPr>
-        <w:t>法也。</w:t>
-      </w:r>
-      <w:proofErr w:type="gramStart"/>
-      <w:r>
-        <w:rPr>
-          <w:lang w:eastAsia="zh-TW"/>
-        </w:rPr>
-        <w:t>吾泉田</w:t>
-      </w:r>
-      <w:proofErr w:type="gramEnd"/>
-      <w:r>
-        <w:rPr>
-          <w:lang w:eastAsia="zh-TW"/>
-        </w:rPr>
-        <w:t>一支，</w:t>
-      </w:r>
-      <w:proofErr w:type="gramStart"/>
-      <w:r>
-        <w:rPr>
-          <w:lang w:eastAsia="zh-TW"/>
-        </w:rPr>
-        <w:t>一</w:t>
-      </w:r>
-      <w:proofErr w:type="gramEnd"/>
-    </w:p>
-    <w:p>
-      <w:pPr>
-        <w:spacing w:after="60"/>
-        <w:rPr>
-          <w:lang w:eastAsia="zh-TW"/>
-        </w:rPr>
-      </w:pPr>
-    </w:p>
-    <w:p>
-      <w:pPr>
-        <w:spacing w:after="60"/>
-        <w:rPr>
-          <w:lang w:eastAsia="zh-TW"/>
-        </w:rPr>
-      </w:pPr>
-      <w:r>
-        <w:rPr>
-          <w:lang w:eastAsia="zh-TW"/>
-        </w:rPr>
-        <w:t>自一世</w:t>
-      </w:r>
-      <w:proofErr w:type="gramStart"/>
-      <w:r>
-        <w:rPr>
-          <w:lang w:eastAsia="zh-TW"/>
-        </w:rPr>
-        <w:t>祖至廿世</w:t>
-      </w:r>
-      <w:proofErr w:type="gramEnd"/>
-      <w:r>
-        <w:rPr>
-          <w:lang w:eastAsia="zh-TW"/>
-        </w:rPr>
-        <w:t>，向</w:t>
-      </w:r>
-      <w:proofErr w:type="gramStart"/>
-      <w:r>
-        <w:rPr>
-          <w:lang w:eastAsia="zh-TW"/>
-        </w:rPr>
-        <w:t>無派字</w:t>
-      </w:r>
-      <w:proofErr w:type="gramEnd"/>
-      <w:r>
-        <w:rPr>
-          <w:lang w:eastAsia="zh-TW"/>
-        </w:rPr>
-        <w:t>，惟以名稱。迄廿一世，始颁有超大廷玉正，楚邦安定</w:t>
-      </w:r>
-    </w:p>
-    <w:p>
-      <w:pPr>
-        <w:spacing w:after="60"/>
-        <w:rPr>
-          <w:lang w:eastAsia="zh-TW"/>
-        </w:rPr>
-      </w:pPr>
-    </w:p>
-    <w:p>
-      <w:pPr>
-        <w:spacing w:after="60"/>
-        <w:rPr>
-          <w:lang w:eastAsia="zh-TW"/>
-        </w:rPr>
-      </w:pPr>
-      <w:r>
-        <w:rPr>
-          <w:lang w:eastAsia="zh-TW"/>
-        </w:rPr>
-        <w:t>國，忠孝光先</w:t>
+        <w:t>紹</w:t>
+      </w:r>
+      <w:proofErr w:type="gramEnd"/>
+      <w:r>
+        <w:rPr>
+          <w:lang w:eastAsia="zh-TW"/>
+        </w:rPr>
+        <w:t>大</w:t>
+      </w:r>
+      <w:proofErr w:type="gramStart"/>
+      <w:r>
+        <w:rPr>
+          <w:lang w:eastAsia="zh-TW"/>
+        </w:rPr>
+        <w:t>廷玉正</w:t>
+      </w:r>
+      <w:proofErr w:type="gramEnd"/>
+      <w:r>
+        <w:rPr>
+          <w:lang w:eastAsia="zh-TW"/>
+        </w:rPr>
+        <w:t xml:space="preserve">  (二一)</w:t>
+      </w:r>
+    </w:p>
+    <w:p>
+      <w:pPr>
+        <w:spacing w:after="60"/>
+        <w:rPr>
+          <w:lang w:eastAsia="zh-TW"/>
+        </w:rPr>
+      </w:pPr>
+    </w:p>
+    <w:p>
+      <w:pPr>
+        <w:spacing w:after="60"/>
+        <w:rPr>
+          <w:lang w:eastAsia="zh-TW"/>
+        </w:rPr>
+      </w:pPr>
+      <w:r>
+        <w:rPr>
+          <w:lang w:eastAsia="zh-TW"/>
+        </w:rPr>
+        <w:t>楚邦安定國  (二六)</w:t>
+      </w:r>
+    </w:p>
+    <w:p>
+      <w:pPr>
+        <w:spacing w:after="60"/>
+        <w:rPr>
+          <w:lang w:eastAsia="zh-TW"/>
+        </w:rPr>
+      </w:pPr>
+    </w:p>
+    <w:p>
+      <w:pPr>
+        <w:spacing w:after="60"/>
+        <w:rPr>
+          <w:lang w:eastAsia="zh-TW"/>
+        </w:rPr>
+      </w:pPr>
+      <w:r>
+        <w:rPr>
+          <w:lang w:eastAsia="zh-TW"/>
+        </w:rPr>
+        <w:t>忠孝光先</w:t>
       </w:r>
       <w:proofErr w:type="gramStart"/>
       <w:r>
@@ -4957,8 +5577,24 @@
         <w:rPr>
           <w:lang w:eastAsia="zh-TW"/>
         </w:rPr>
-        <w:t>，</w:t>
-      </w:r>
+        <w:t xml:space="preserve">  (三一)</w:t>
+      </w:r>
+    </w:p>
+    <w:p>
+      <w:pPr>
+        <w:spacing w:after="60"/>
+        <w:rPr>
+          <w:lang w:eastAsia="zh-TW"/>
+        </w:rPr>
+      </w:pPr>
+    </w:p>
+    <w:p>
+      <w:pPr>
+        <w:spacing w:after="60"/>
+        <w:rPr>
+          <w:lang w:eastAsia="zh-TW"/>
+        </w:rPr>
+      </w:pPr>
       <w:proofErr w:type="gramStart"/>
       <w:r>
         <w:rPr>
@@ -4971,508 +5607,6 @@
         <w:rPr>
           <w:lang w:eastAsia="zh-TW"/>
         </w:rPr>
-        <w:t>澤。</w:t>
-      </w:r>
-      <w:proofErr w:type="gramStart"/>
-      <w:r>
-        <w:rPr>
-          <w:lang w:eastAsia="zh-TW"/>
-        </w:rPr>
-        <w:t>廿字道光</w:t>
-      </w:r>
-      <w:proofErr w:type="gramEnd"/>
-      <w:r>
-        <w:rPr>
-          <w:lang w:eastAsia="zh-TW"/>
-        </w:rPr>
-        <w:t>年再修譜</w:t>
-      </w:r>
-      <w:proofErr w:type="gramStart"/>
-      <w:r>
-        <w:rPr>
-          <w:lang w:eastAsia="zh-TW"/>
-        </w:rPr>
-        <w:t>帙</w:t>
-      </w:r>
-      <w:proofErr w:type="gramEnd"/>
-      <w:r>
-        <w:rPr>
-          <w:lang w:eastAsia="zh-TW"/>
-        </w:rPr>
-        <w:t>，復續</w:t>
-      </w:r>
-      <w:proofErr w:type="gramStart"/>
-      <w:r>
-        <w:rPr>
-          <w:lang w:eastAsia="zh-TW"/>
-        </w:rPr>
-        <w:t>惇倫永克家</w:t>
-      </w:r>
-      <w:proofErr w:type="gramEnd"/>
-      <w:r>
-        <w:rPr>
-          <w:lang w:eastAsia="zh-TW"/>
-        </w:rPr>
-        <w:t>，</w:t>
-      </w:r>
-      <w:proofErr w:type="gramStart"/>
-      <w:r>
-        <w:rPr>
-          <w:lang w:eastAsia="zh-TW"/>
-        </w:rPr>
-        <w:t>式典思</w:t>
-      </w:r>
-      <w:proofErr w:type="gramEnd"/>
-      <w:r>
-        <w:rPr>
-          <w:lang w:eastAsia="zh-TW"/>
-        </w:rPr>
-        <w:t>宗</w:t>
-      </w:r>
-    </w:p>
-    <w:p>
-      <w:pPr>
-        <w:spacing w:after="60"/>
-        <w:rPr>
-          <w:lang w:eastAsia="zh-TW"/>
-        </w:rPr>
-      </w:pPr>
-    </w:p>
-    <w:p>
-      <w:pPr>
-        <w:spacing w:after="60"/>
-        <w:rPr>
-          <w:lang w:eastAsia="zh-TW"/>
-        </w:rPr>
-      </w:pPr>
-      <w:r>
-        <w:rPr>
-          <w:lang w:eastAsia="zh-TW"/>
-        </w:rPr>
-        <w:t>德，</w:t>
-      </w:r>
-      <w:proofErr w:type="gramStart"/>
-      <w:r>
-        <w:rPr>
-          <w:lang w:eastAsia="zh-TW"/>
-        </w:rPr>
-        <w:t>科弟冠</w:t>
-      </w:r>
-      <w:proofErr w:type="gramEnd"/>
-      <w:r>
-        <w:rPr>
-          <w:lang w:eastAsia="zh-TW"/>
-        </w:rPr>
-        <w:t>湖南，賢良藩</w:t>
-      </w:r>
-      <w:proofErr w:type="gramStart"/>
-      <w:r>
-        <w:rPr>
-          <w:lang w:eastAsia="zh-TW"/>
-        </w:rPr>
-        <w:t>翼北，廿字</w:t>
-      </w:r>
-      <w:proofErr w:type="gramEnd"/>
-      <w:r>
-        <w:rPr>
-          <w:lang w:eastAsia="zh-TW"/>
-        </w:rPr>
-        <w:t>。咸豐年，龍</w:t>
-      </w:r>
-      <w:proofErr w:type="gramStart"/>
-      <w:r>
-        <w:rPr>
-          <w:lang w:eastAsia="zh-TW"/>
-        </w:rPr>
-        <w:t>皋</w:t>
-      </w:r>
-      <w:proofErr w:type="gramEnd"/>
-      <w:r>
-        <w:rPr>
-          <w:lang w:eastAsia="zh-TW"/>
-        </w:rPr>
-        <w:t>南</w:t>
-      </w:r>
-      <w:proofErr w:type="gramStart"/>
-      <w:r>
-        <w:rPr>
-          <w:lang w:eastAsia="zh-TW"/>
-        </w:rPr>
-        <w:t>岸合修通譜，</w:t>
-      </w:r>
-      <w:proofErr w:type="gramEnd"/>
-      <w:r>
-        <w:rPr>
-          <w:lang w:eastAsia="zh-TW"/>
-        </w:rPr>
-        <w:t>乃於前續</w:t>
-      </w:r>
-    </w:p>
-    <w:p>
-      <w:pPr>
-        <w:spacing w:after="60"/>
-        <w:rPr>
-          <w:lang w:eastAsia="zh-TW"/>
-        </w:rPr>
-      </w:pPr>
-    </w:p>
-    <w:p>
-      <w:pPr>
-        <w:spacing w:after="60"/>
-        <w:rPr>
-          <w:lang w:eastAsia="zh-TW"/>
-        </w:rPr>
-      </w:pPr>
-      <w:r>
-        <w:rPr>
-          <w:lang w:eastAsia="zh-TW"/>
-        </w:rPr>
-        <w:t>字內略爲損益，復增以率典揚前烈云云，四十字，自一世致灼字共成百派。今際</w:t>
-      </w:r>
-    </w:p>
-    <w:p>
-      <w:pPr>
-        <w:spacing w:after="60"/>
-        <w:rPr>
-          <w:lang w:eastAsia="zh-TW"/>
-        </w:rPr>
-      </w:pPr>
-    </w:p>
-    <w:p>
-      <w:pPr>
-        <w:spacing w:after="60"/>
-        <w:rPr>
-          <w:lang w:eastAsia="zh-TW"/>
-        </w:rPr>
-      </w:pPr>
-      <w:proofErr w:type="gramStart"/>
-      <w:r>
-        <w:rPr>
-          <w:lang w:eastAsia="zh-TW"/>
-        </w:rPr>
-        <w:t>續修泉田宗譜，仍宜照錄，俾</w:t>
-      </w:r>
-      <w:proofErr w:type="gramEnd"/>
-      <w:r>
-        <w:rPr>
-          <w:lang w:eastAsia="zh-TW"/>
-        </w:rPr>
-        <w:t>後之人有所遵守而</w:t>
-      </w:r>
-      <w:proofErr w:type="gramStart"/>
-      <w:r>
-        <w:rPr>
-          <w:lang w:eastAsia="zh-TW"/>
-        </w:rPr>
-        <w:t>于</w:t>
-      </w:r>
-      <w:proofErr w:type="gramEnd"/>
-      <w:r>
-        <w:rPr>
-          <w:lang w:eastAsia="zh-TW"/>
-        </w:rPr>
-        <w:t>尊卑之分，</w:t>
-      </w:r>
-      <w:proofErr w:type="gramStart"/>
-      <w:r>
-        <w:rPr>
-          <w:lang w:eastAsia="zh-TW"/>
-        </w:rPr>
-        <w:t>昭穆之</w:t>
-      </w:r>
-      <w:proofErr w:type="gramEnd"/>
-      <w:r>
-        <w:rPr>
-          <w:lang w:eastAsia="zh-TW"/>
-        </w:rPr>
-        <w:t>名，</w:t>
-      </w:r>
-      <w:proofErr w:type="gramStart"/>
-      <w:r>
-        <w:rPr>
-          <w:lang w:eastAsia="zh-TW"/>
-        </w:rPr>
-        <w:t>庶秩</w:t>
-      </w:r>
-      <w:proofErr w:type="gramEnd"/>
-      <w:r>
-        <w:rPr>
-          <w:lang w:eastAsia="zh-TW"/>
-        </w:rPr>
-        <w:t>然</w:t>
-      </w:r>
-    </w:p>
-    <w:p>
-      <w:pPr>
-        <w:spacing w:after="60"/>
-        <w:rPr>
-          <w:lang w:eastAsia="zh-TW"/>
-        </w:rPr>
-      </w:pPr>
-    </w:p>
-    <w:p>
-      <w:pPr>
-        <w:spacing w:after="60"/>
-        <w:rPr>
-          <w:lang w:eastAsia="zh-TW"/>
-        </w:rPr>
-      </w:pPr>
-      <w:proofErr w:type="gramStart"/>
-      <w:r>
-        <w:rPr>
-          <w:lang w:eastAsia="zh-TW"/>
-        </w:rPr>
-        <w:t>•</w:t>
-      </w:r>
-      <w:proofErr w:type="gramEnd"/>
-      <w:r>
-        <w:rPr>
-          <w:lang w:eastAsia="zh-TW"/>
-        </w:rPr>
-        <w:t>無致紊亂也。</w:t>
-      </w:r>
-    </w:p>
-    <w:p>
-      <w:pPr>
-        <w:spacing w:after="60"/>
-        <w:rPr>
-          <w:lang w:eastAsia="zh-TW"/>
-        </w:rPr>
-      </w:pPr>
-    </w:p>
-    <w:p>
-      <w:pPr>
-        <w:spacing w:after="60"/>
-        <w:rPr>
-          <w:lang w:eastAsia="zh-TW"/>
-        </w:rPr>
-      </w:pPr>
-    </w:p>
-    <w:p>
-      <w:pPr>
-        <w:spacing w:after="60"/>
-        <w:rPr>
-          <w:lang w:eastAsia="zh-TW"/>
-        </w:rPr>
-      </w:pPr>
-    </w:p>
-    <w:p>
-      <w:pPr>
-        <w:spacing w:after="60"/>
-        <w:rPr>
-          <w:lang w:eastAsia="zh-TW"/>
-        </w:rPr>
-      </w:pPr>
-    </w:p>
-    <w:p>
-      <w:pPr>
-        <w:spacing w:after="60"/>
-        <w:rPr>
-          <w:lang w:eastAsia="zh-TW"/>
-        </w:rPr>
-      </w:pPr>
-    </w:p>
-    <w:p>
-      <w:pPr>
-        <w:spacing w:after="60"/>
-        <w:rPr>
-          <w:lang w:eastAsia="zh-TW"/>
-        </w:rPr>
-      </w:pPr>
-    </w:p>
-    <w:p>
-      <w:pPr>
-        <w:spacing w:after="60"/>
-        <w:rPr>
-          <w:lang w:eastAsia="zh-TW"/>
-        </w:rPr>
-      </w:pPr>
-    </w:p>
-    <w:p>
-      <w:pPr>
-        <w:spacing w:after="60"/>
-        <w:rPr>
-          <w:lang w:eastAsia="zh-TW"/>
-        </w:rPr>
-      </w:pPr>
-    </w:p>
-    <w:p>
-      <w:pPr>
-        <w:spacing w:after="60"/>
-        <w:rPr>
-          <w:lang w:eastAsia="zh-TW"/>
-        </w:rPr>
-      </w:pPr>
-    </w:p>
-    <w:p>
-      <w:pPr>
-        <w:spacing w:after="60"/>
-        <w:rPr>
-          <w:lang w:eastAsia="zh-TW"/>
-        </w:rPr>
-      </w:pPr>
-    </w:p>
-    <w:p>
-      <w:pPr>
-        <w:spacing w:after="60"/>
-        <w:rPr>
-          <w:lang w:eastAsia="zh-TW"/>
-        </w:rPr>
-      </w:pPr>
-    </w:p>
-    <w:p>
-      <w:pPr>
-        <w:spacing w:after="60"/>
-        <w:rPr>
-          <w:lang w:eastAsia="zh-TW"/>
-        </w:rPr>
-      </w:pPr>
-    </w:p>
-    <w:p>
-      <w:pPr>
-        <w:spacing w:after="60"/>
-        <w:rPr>
-          <w:lang w:eastAsia="zh-TW"/>
-        </w:rPr>
-      </w:pPr>
-    </w:p>
-    <w:p>
-      <w:pPr>
-        <w:spacing w:after="60"/>
-        <w:rPr>
-          <w:lang w:eastAsia="zh-TW"/>
-        </w:rPr>
-      </w:pPr>
-    </w:p>
-    <w:p>
-      <w:pPr>
-        <w:spacing w:after="60"/>
-        <w:rPr>
-          <w:lang w:eastAsia="zh-TW"/>
-        </w:rPr>
-      </w:pPr>
-    </w:p>
-    <w:p>
-      <w:pPr>
-        <w:spacing w:after="60"/>
-        <w:rPr>
-          <w:lang w:eastAsia="zh-TW"/>
-        </w:rPr>
-      </w:pPr>
-      <w:proofErr w:type="gramStart"/>
-      <w:r>
-        <w:rPr>
-          <w:lang w:eastAsia="zh-TW"/>
-        </w:rPr>
-        <w:t>紹</w:t>
-      </w:r>
-      <w:proofErr w:type="gramEnd"/>
-      <w:r>
-        <w:rPr>
-          <w:lang w:eastAsia="zh-TW"/>
-        </w:rPr>
-        <w:t>大</w:t>
-      </w:r>
-      <w:proofErr w:type="gramStart"/>
-      <w:r>
-        <w:rPr>
-          <w:lang w:eastAsia="zh-TW"/>
-        </w:rPr>
-        <w:t>廷玉正</w:t>
-      </w:r>
-      <w:proofErr w:type="gramEnd"/>
-      <w:r>
-        <w:rPr>
-          <w:lang w:eastAsia="zh-TW"/>
-        </w:rPr>
-        <w:t xml:space="preserve">  (二一)</w:t>
-      </w:r>
-    </w:p>
-    <w:p>
-      <w:pPr>
-        <w:spacing w:after="60"/>
-        <w:rPr>
-          <w:lang w:eastAsia="zh-TW"/>
-        </w:rPr>
-      </w:pPr>
-    </w:p>
-    <w:p>
-      <w:pPr>
-        <w:spacing w:after="60"/>
-        <w:rPr>
-          <w:lang w:eastAsia="zh-TW"/>
-        </w:rPr>
-      </w:pPr>
-      <w:r>
-        <w:rPr>
-          <w:lang w:eastAsia="zh-TW"/>
-        </w:rPr>
-        <w:t>楚邦安定國  (二六)</w:t>
-      </w:r>
-    </w:p>
-    <w:p>
-      <w:pPr>
-        <w:spacing w:after="60"/>
-        <w:rPr>
-          <w:lang w:eastAsia="zh-TW"/>
-        </w:rPr>
-      </w:pPr>
-    </w:p>
-    <w:p>
-      <w:pPr>
-        <w:spacing w:after="60"/>
-        <w:rPr>
-          <w:lang w:eastAsia="zh-TW"/>
-        </w:rPr>
-      </w:pPr>
-      <w:r>
-        <w:rPr>
-          <w:lang w:eastAsia="zh-TW"/>
-        </w:rPr>
-        <w:t>忠孝光先</w:t>
-      </w:r>
-      <w:proofErr w:type="gramStart"/>
-      <w:r>
-        <w:rPr>
-          <w:lang w:eastAsia="zh-TW"/>
-        </w:rPr>
-        <w:t>緒</w:t>
-      </w:r>
-      <w:proofErr w:type="gramEnd"/>
-      <w:r>
-        <w:rPr>
-          <w:lang w:eastAsia="zh-TW"/>
-        </w:rPr>
-        <w:t xml:space="preserve">  (三一)</w:t>
-      </w:r>
-    </w:p>
-    <w:p>
-      <w:pPr>
-        <w:spacing w:after="60"/>
-        <w:rPr>
-          <w:lang w:eastAsia="zh-TW"/>
-        </w:rPr>
-      </w:pPr>
-    </w:p>
-    <w:p>
-      <w:pPr>
-        <w:spacing w:after="60"/>
-        <w:rPr>
-          <w:lang w:eastAsia="zh-TW"/>
-        </w:rPr>
-      </w:pPr>
-      <w:proofErr w:type="gramStart"/>
-      <w:r>
-        <w:rPr>
-          <w:lang w:eastAsia="zh-TW"/>
-        </w:rPr>
-        <w:t>勳名昭世</w:t>
-      </w:r>
-      <w:proofErr w:type="gramEnd"/>
-      <w:r>
-        <w:rPr>
-          <w:lang w:eastAsia="zh-TW"/>
-        </w:rPr>
         <w:t>澤  (三六)</w:t>
       </w:r>
     </w:p>
@@ -5904,7 +6038,6 @@
       <w:pPr>
         <w:spacing w:after="60"/>
         <w:rPr>
-          <w:rFonts w:hint="eastAsia"/>
           <w:lang w:eastAsia="zh-TW"/>
         </w:rPr>
       </w:pPr>
@@ -6510,7 +6643,6 @@
       <w:pPr>
         <w:spacing w:after="60"/>
         <w:rPr>
-          <w:rFonts w:hint="eastAsia"/>
           <w:lang w:eastAsia="zh-TW"/>
         </w:rPr>
       </w:pPr>
@@ -6980,7 +7112,6 @@
       <w:pPr>
         <w:spacing w:after="60"/>
         <w:rPr>
-          <w:rFonts w:hint="eastAsia"/>
           <w:lang w:eastAsia="zh-TW"/>
         </w:rPr>
       </w:pPr>
@@ -7410,7 +7541,6 @@
       <w:pPr>
         <w:spacing w:after="60"/>
         <w:rPr>
-          <w:rFonts w:hint="eastAsia"/>
           <w:lang w:eastAsia="zh-TW"/>
         </w:rPr>
       </w:pPr>
@@ -26925,7 +27055,6 @@
       <w:pPr>
         <w:spacing w:after="60"/>
         <w:rPr>
-          <w:rFonts w:hint="eastAsia"/>
           <w:lang w:eastAsia="zh-TW"/>
         </w:rPr>
       </w:pPr>
